--- a/report.docx
+++ b/report.docx
@@ -564,23 +564,13 @@
         </w:rPr>
         <w:t xml:space="preserve"> labeled data for training, which </w:t>
       </w:r>
-      <w:proofErr w:type="gramStart"/>
       <w:r>
         <w:rPr>
           <w:rFonts w:asciiTheme="majorBidi" w:hAnsiTheme="majorBidi" w:cstheme="majorBidi"/>
           <w:sz w:val="24"/>
           <w:szCs w:val="24"/>
         </w:rPr>
-        <w:t>no</w:t>
-      </w:r>
-      <w:proofErr w:type="gramEnd"/>
-      <w:r>
-        <w:rPr>
-          <w:rFonts w:asciiTheme="majorBidi" w:hAnsiTheme="majorBidi" w:cstheme="majorBidi"/>
-          <w:sz w:val="24"/>
-          <w:szCs w:val="24"/>
-        </w:rPr>
-        <w:t xml:space="preserve"> longer </w:t>
+        <w:t xml:space="preserve">no longer </w:t>
       </w:r>
       <w:r>
         <w:rPr>
@@ -2401,6 +2391,7 @@
         <w:rPr>
           <w:b/>
           <w:bCs/>
+          <w:highlight w:val="yellow"/>
           <w:lang w:val="en-US"/>
         </w:rPr>
         <w:t>1.</w:t>
@@ -2410,6 +2401,7 @@
           <w:rFonts w:hint="eastAsia"/>
           <w:b/>
           <w:bCs/>
+          <w:highlight w:val="yellow"/>
           <w:lang w:val="en-US" w:eastAsia="zh-CN"/>
         </w:rPr>
         <w:t>3</w:t>
@@ -2418,6 +2410,7 @@
         <w:rPr>
           <w:b/>
           <w:bCs/>
+          <w:highlight w:val="yellow"/>
           <w:lang w:val="en-US"/>
         </w:rPr>
         <w:tab/>
@@ -2429,15 +2422,7 @@
         <w:pStyle w:val="ThesisBody"/>
       </w:pPr>
       <w:r>
-        <w:t xml:space="preserve">The Industrial Internet of Things' (IIoT) rapid growth has revealed significant weaknesses in the frameworks now in usage for anomaly detection. Their strong reliance on large quantities of labeled data is one of the main challenges. Because anomalies in industrial settings are naturally uncommon, varied, and context-dependent, manual </w:t>
-      </w:r>
-      <w:proofErr w:type="spellStart"/>
-      <w:r>
-        <w:t>labeling</w:t>
-      </w:r>
-      <w:proofErr w:type="spellEnd"/>
-      <w:r>
-        <w:t xml:space="preserve"> is both expensive and impractical. Given that limited data is commonly encountered in IIoT environments, dependence on supervised learning significantly limits the scalability and deployment of anomaly detection systems.</w:t>
+        <w:t>The Industrial Internet of Things' (IIoT) rapid growth has revealed significant weaknesses in the frameworks now in use for anomaly detection. One of the main challenges is their strong reliance on large quantities of labeled data. Zhang et al. (2020) emphasized that labeling industrial anomalies is both expensive and impractical due to their rarity and contextual variability. Similarly, Pang et al. (2021) argued that the dependence on labeled data severely limits the scalability and generalization of anomaly detection systems, particularly in real-world IIoT environments.</w:t>
       </w:r>
     </w:p>
     <w:p>
@@ -2446,7 +2431,16 @@
         <w:ind w:firstLine="720"/>
       </w:pPr>
       <w:r>
-        <w:t>Furthermore, when applied to edge environments, most of existing models' scalability issues occur because they were created for centralized cloud-based infrastructures. Real-time, low-latency responses are necessary for edge-based IIoT systems, which are subject to tight bandwidth restrictions. As algorithms are not designed for real-time inference on scattered edge devices, traditional anomaly detection algorithms find it difficult to remain effective in these resource-constrained environments. Their application in dynamic manufacturing processes that require quick decisions is greatly limited by this inefficiency.</w:t>
+        <w:t>Furthermore, when applied to edge environments, many existing models encounter scalability issues because they were originally designed for centralized cloud-based infrastructures. Chen et al. (2022) highlighted that edge-based IIoT systems require real-time and low-latency responses, which are difficult to achieve with cloud-centric models. Li et al. (2021) further pointed out that traditional algorithms struggle with real-time inference on distributed, resource-constrained edge devices, limiting their use in dynamic manufacturing scenarios.</w:t>
+      </w:r>
+    </w:p>
+    <w:p>
+      <w:pPr>
+        <w:pStyle w:val="ThesisBody"/>
+        <w:ind w:firstLine="720"/>
+      </w:pPr>
+      <w:r>
+        <w:t>The static nature of traditional anomaly detection techniques is another critical limitation. Ahmed et al. (2016) observed that many anomaly detection models rely on offline training using historical data, making them unsuitable for evolving industrial processes. Wu et al. (2022) echoed this concern, noting that such models often fail to adapt to new patterns or conditions, resulting in reduced reliability and detection performance over time.</w:t>
       </w:r>
     </w:p>
     <w:p>
@@ -2461,10 +2455,7 @@
         <w:tab/>
       </w:r>
       <w:r>
-        <w:t>The static nature of traditional anomaly detection techniques is yet another significant disadvantage. Anomaly detection systems must adapt to the constant changes in industrial processes, machines, and surrounding factors. Nevertheless, many current models lack methods for continuous learning and adaptation and are trained on historical data. Consequently, reliability and detection accuracy decrease over time, particularly in industrial environments that are changing quickly. Their efficacy in actual IIoT applications is restricted by their incapacity to adapt dynamically to novel patterns and anomalies.</w:t>
-      </w:r>
-      <w:r>
-        <w:tab/>
+        <w:t>These challenges underscore the importance of developing a data-efficient, scalable, and adaptable anomaly detection framework. Wang et al. (2023) proposed that self-supervised approaches offer promising benefits for learning from unlabeled data in real-time. In a related study, Zhang and Liu (2021) demonstrated that few-shot reinforcement learning can enhance anomaly detection by enabling rapid adaptation to new anomalies with minimal supervision, particularly in edge computing environments.</w:t>
       </w:r>
     </w:p>
     <w:p>
@@ -2475,12 +2466,6 @@
         </w:tabs>
         <w:contextualSpacing w:val="0"/>
       </w:pPr>
-      <w:r>
-        <w:tab/>
-      </w:r>
-      <w:r>
-        <w:t>These challenges underscore the importance of a data-efficient, scalable, and adaptable anomaly detection framework must be developed. Overcoming the limitations of existing models requires a system that reduces dependency on labeled data, enables real-time processing on edge devices, and continuously adjusts to changing industrial conditions. A feasible path forward is the development of a self-supervised, few-shot reinforcement learning technique, which can provide real-time responsiveness and scalability in edge contexts while improving the flexibility and effectiveness of anomaly detection in IIoT systems.</w:t>
-      </w:r>
     </w:p>
     <w:p>
       <w:pPr>
@@ -2489,15 +2474,6 @@
           <w:tab w:val="left" w:pos="720"/>
         </w:tabs>
         <w:contextualSpacing w:val="0"/>
-      </w:pPr>
-    </w:p>
-    <w:p>
-      <w:pPr>
-        <w:pStyle w:val="ThesisBody"/>
-        <w:tabs>
-          <w:tab w:val="left" w:pos="720"/>
-        </w:tabs>
-        <w:contextualSpacing w:val="0"/>
         <w:rPr>
           <w:b/>
           <w:bCs/>
@@ -2508,6 +2484,7 @@
         <w:rPr>
           <w:b/>
           <w:bCs/>
+          <w:highlight w:val="yellow"/>
           <w:lang w:val="en-US"/>
         </w:rPr>
         <w:t>1.</w:t>
@@ -2517,6 +2494,7 @@
           <w:rFonts w:hint="eastAsia"/>
           <w:b/>
           <w:bCs/>
+          <w:highlight w:val="yellow"/>
           <w:lang w:val="en-US" w:eastAsia="zh-CN"/>
         </w:rPr>
         <w:t>4</w:t>
@@ -2525,6 +2503,7 @@
         <w:rPr>
           <w:b/>
           <w:bCs/>
+          <w:highlight w:val="yellow"/>
           <w:lang w:val="en-US"/>
         </w:rPr>
         <w:tab/>
@@ -2535,6 +2514,7 @@
           <w:rFonts w:hint="eastAsia"/>
           <w:b/>
           <w:bCs/>
+          <w:highlight w:val="yellow"/>
           <w:lang w:val="en-US" w:eastAsia="zh-CN"/>
         </w:rPr>
         <w:t>Que</w:t>
@@ -2543,6 +2523,7 @@
         <w:rPr>
           <w:b/>
           <w:bCs/>
+          <w:highlight w:val="yellow"/>
           <w:lang w:val="en-US" w:eastAsia="zh-CN"/>
         </w:rPr>
         <w:t>stions</w:t>
@@ -2563,7 +2544,6 @@
         <w:rPr>
           <w:lang w:val="en-US"/>
         </w:rPr>
-        <w:lastRenderedPageBreak/>
         <w:t>What is the role of self-supervised learning and few-shot reinforcement learning in detecting anomalies in edge-based IIoT systems?</w:t>
       </w:r>
     </w:p>
@@ -2582,6 +2562,7 @@
         <w:rPr>
           <w:lang w:val="en-US"/>
         </w:rPr>
+        <w:lastRenderedPageBreak/>
         <w:t xml:space="preserve">How can this method accurately identify </w:t>
       </w:r>
       <w:r>
@@ -2634,10 +2615,15 @@
       </w:pPr>
       <w:r>
         <w:rPr>
-          <w:highlight w:val="yellow"/>
-          <w:lang w:val="en-US"/>
-        </w:rPr>
-        <w:t>To what extent does</w:t>
+          <w:lang w:val="en-US"/>
+        </w:rPr>
+        <w:t>How</w:t>
+      </w:r>
+      <w:r>
+        <w:rPr>
+          <w:lang w:val="en-US"/>
+        </w:rPr>
+        <w:t xml:space="preserve"> does</w:t>
       </w:r>
       <w:r>
         <w:rPr>
@@ -2740,46 +2726,43 @@
         <w:rPr>
           <w:b/>
           <w:bCs/>
-          <w:lang w:val="en-US"/>
-        </w:rPr>
-        <w:t>1</w:t>
+          <w:highlight w:val="yellow"/>
+          <w:lang w:val="en-US"/>
+        </w:rPr>
+        <w:t>1.</w:t>
       </w:r>
       <w:r>
         <w:rPr>
           <w:b/>
           <w:bCs/>
-          <w:lang w:val="en-US"/>
-        </w:rPr>
-        <w:t>.</w:t>
+          <w:highlight w:val="yellow"/>
+          <w:lang w:val="en-US"/>
+        </w:rPr>
+        <w:t>5</w:t>
       </w:r>
       <w:r>
         <w:rPr>
           <w:b/>
           <w:bCs/>
-          <w:lang w:val="en-US"/>
-        </w:rPr>
-        <w:t>5</w:t>
+          <w:highlight w:val="yellow"/>
+          <w:lang w:val="en-US"/>
+        </w:rPr>
+        <w:tab/>
       </w:r>
       <w:r>
         <w:rPr>
           <w:b/>
           <w:bCs/>
-          <w:lang w:val="en-US"/>
-        </w:rPr>
-        <w:tab/>
+          <w:highlight w:val="yellow"/>
+          <w:lang w:val="en-US"/>
+        </w:rPr>
+        <w:t xml:space="preserve">Aim &amp; </w:t>
       </w:r>
       <w:r>
         <w:rPr>
           <w:b/>
           <w:bCs/>
-          <w:lang w:val="en-US"/>
-        </w:rPr>
-        <w:t xml:space="preserve">Aim &amp; </w:t>
-      </w:r>
-      <w:r>
-        <w:rPr>
-          <w:b/>
-          <w:bCs/>
+          <w:highlight w:val="yellow"/>
           <w:lang w:val="en-US"/>
         </w:rPr>
         <w:t>Objectives</w:t>
@@ -2802,7 +2785,7 @@
         </w:numPr>
       </w:pPr>
       <w:r>
-        <w:t>To create an adaptable and scalable anomaly detection framework for edge-based IIoT systems using Self-Supervised Few-Shot Reinforcement Learning (SSL-FSRL). This methodology will reduce the need for large, labeled datasets and intensive supervision while addressing important issues like cheap computational resources, high accessibility, and low-latency detection in dynamic industrial situations.</w:t>
+        <w:t>To investigate at the way self-supervised learning and few-shot reinforcement learning can improve edge-based IIoT systems' ability to detect anomalies, especially in situations when labeled data is hard to come by or unavailable.</w:t>
       </w:r>
     </w:p>
     <w:p>
@@ -2814,7 +2797,7 @@
         </w:numPr>
       </w:pPr>
       <w:r>
-        <w:t>To improve anomaly detection algorithms' scalability and adaptability by making sure they can function in real-time across a variety of industrial environments, sensor kinds, and network configurations. The framework will be tailored for edge computing devices, ensuring low energy consumption, low latency, and low computational power consumption, which makes it appropriate for IIoT systems with limited resources.</w:t>
+        <w:t>To solve the data efficiency issue in industrial anomaly detection by creating and putting into practice a technique that can precisely detect outliers and dynamic anomalies while reducing the reliance on sizable, labeled datasets.</w:t>
       </w:r>
     </w:p>
     <w:p>
@@ -2826,7 +2809,7 @@
         </w:numPr>
       </w:pPr>
       <w:r>
-        <w:t>To evaluate the performance of the suggested SSL-FSRL architecture with both conventional and cutting-edge anomaly detection techniques through extensive testing on a range of industrial use cases. Along with deployment issues including sensor dependability, network stability, and real-time processing needs in safety-critical situations, key performance measures like detection accuracy, speed, computing economy, and adaptation to new scenarios will be examined.</w:t>
+        <w:t>To guarantee the suggested SSL-FSRL framework's flexibility in changing industrial settings, allowing the model to react to shifting operational circumstances, data patterns, and IIoT infrastructure modifications.</w:t>
       </w:r>
     </w:p>
     <w:p>
@@ -2838,11 +2821,7 @@
         </w:numPr>
       </w:pPr>
       <w:r>
-        <w:t xml:space="preserve">To investigate the framework's capacity for self-improvement and adaptation by giving it the freedom to learn from fresh data without the need for intensive retraining or human </w:t>
-      </w:r>
-      <w:r>
-        <w:lastRenderedPageBreak/>
-        <w:t>involvement. This will enable the system to adapt dynamically to developing anomaly patterns and shifting industrial contexts.</w:t>
+        <w:t>To examine the framework's capacity for self-improvement and adaptation by providing it the flexibility to learn from fresh data without the requirement for intensive retraining or human intervention. As a result, the system will be able to dynamically adjust to evolving anomaly patterns and changing industrial environments.</w:t>
       </w:r>
     </w:p>
     <w:p>
@@ -2854,31 +2833,38 @@
         </w:numPr>
       </w:pPr>
       <w:r>
-        <w:t xml:space="preserve">To determine </w:t>
-      </w:r>
-      <w:r>
-        <w:rPr>
-          <w:highlight w:val="yellow"/>
-        </w:rPr>
-        <w:t>how</w:t>
-      </w:r>
-      <w:r>
-        <w:t xml:space="preserve"> well the suggested framework reduces operational disruptions, improves decision-making, and lowers organizational costs associated with anomaly detection, system maintenance, and unscheduled downtime </w:t>
-      </w:r>
-      <w:r>
-        <w:t>to</w:t>
-      </w:r>
-      <w:r>
-        <w:t xml:space="preserve"> determine </w:t>
-      </w:r>
-      <w:r>
-        <w:rPr>
-          <w:highlight w:val="yellow"/>
-        </w:rPr>
-        <w:t>how</w:t>
-      </w:r>
-      <w:r>
-        <w:t xml:space="preserve"> it affects operational efficiency and cost reduction.</w:t>
+        <w:t>To create and evaluate resource-efficient and scalable methods that preserve anomaly detection capabilities in edge environments with constrained amounts of memory, processing power, and energy.</w:t>
+      </w:r>
+    </w:p>
+    <w:p>
+      <w:pPr>
+        <w:pStyle w:val="ThesisBody"/>
+        <w:numPr>
+          <w:ilvl w:val="0"/>
+          <w:numId w:val="29"/>
+        </w:numPr>
+      </w:pPr>
+      <w:r>
+        <w:t>To support the need for a flexible and scalable system that enhances detection quality in real-time, dynamic industrial situations while lowering dependency on labeled data.</w:t>
+      </w:r>
+    </w:p>
+    <w:p>
+      <w:pPr>
+        <w:pStyle w:val="ThesisBody"/>
+        <w:numPr>
+          <w:ilvl w:val="0"/>
+          <w:numId w:val="29"/>
+        </w:numPr>
+        <w:rPr>
+          <w:lang w:val="en-US"/>
+        </w:rPr>
+      </w:pPr>
+      <w:r>
+        <w:rPr>
+          <w:lang w:val="en-US"/>
+        </w:rPr>
+        <w:lastRenderedPageBreak/>
+        <w:t>To evaluate the application and advantages of the suggested framework, such as greater value delivery in resource-constrained edge deployments, less system interruptions, and better real-time performance.</w:t>
       </w:r>
     </w:p>
     <w:p>
@@ -2976,15 +2962,7 @@
         <w:t>IIoT</w:t>
       </w:r>
       <w:r>
-        <w:t xml:space="preserve"> contexts is the objective of this research effort. The main goal is to create </w:t>
-      </w:r>
-      <w:proofErr w:type="gramStart"/>
-      <w:r>
-        <w:t>a</w:t>
-      </w:r>
-      <w:proofErr w:type="gramEnd"/>
-      <w:r>
-        <w:t xml:space="preserve"> </w:t>
+        <w:t xml:space="preserve"> contexts is the objective of this research effort. The main goal is to create a </w:t>
       </w:r>
       <w:r>
         <w:t>SSL</w:t>
@@ -3078,7 +3056,6 @@
           <w:bCs/>
           <w:lang w:val="en-US"/>
         </w:rPr>
-        <w:lastRenderedPageBreak/>
         <w:t>1</w:t>
       </w:r>
       <w:r>
@@ -3135,7 +3112,15 @@
           <w:rFonts w:asciiTheme="majorBidi" w:hAnsiTheme="majorBidi" w:cstheme="majorBidi"/>
           <w:lang w:val="en-US"/>
         </w:rPr>
-        <w:t xml:space="preserve">The potential of this research to reduce unplanned downtime and facilitate predictive maintenance in industrial settings makes it significant. To ensure continuous production in smart manufacturing environments, the suggested framework uses self-supervised few-shot reinforcement learning to detect sensor failures, equipment faults, and operational </w:t>
+        <w:t xml:space="preserve">The potential of this research to reduce unplanned downtime and facilitate predictive maintenance in industrial settings makes it significant. To ensure continuous production in </w:t>
+      </w:r>
+      <w:r>
+        <w:rPr>
+          <w:rFonts w:asciiTheme="majorBidi" w:hAnsiTheme="majorBidi" w:cstheme="majorBidi"/>
+          <w:lang w:val="en-US"/>
+        </w:rPr>
+        <w:lastRenderedPageBreak/>
+        <w:t xml:space="preserve">smart manufacturing environments, the suggested framework uses self-supervised few-shot reinforcement learning to detect sensor failures, equipment faults, and operational </w:t>
       </w:r>
       <w:r>
         <w:rPr>
@@ -3173,15 +3158,13 @@
         </w:rPr>
         <w:t xml:space="preserve">Moreover, by identifying anomalies in resource distribution, logistics, or delivery timetables, the framework can improve supply chain operations. It is especially well-suited for scalable and adaptive anomaly detection in IIoT systems due to its capacity to operate in </w:t>
       </w:r>
-      <w:proofErr w:type="gramStart"/>
-      <w:r>
-        <w:rPr>
-          <w:rFonts w:asciiTheme="majorBidi" w:hAnsiTheme="majorBidi" w:cstheme="majorBidi"/>
-          <w:lang w:val="en-US"/>
-        </w:rPr>
-        <w:t>limited in</w:t>
-      </w:r>
-      <w:proofErr w:type="gramEnd"/>
+      <w:r>
+        <w:rPr>
+          <w:rFonts w:asciiTheme="majorBidi" w:hAnsiTheme="majorBidi" w:cstheme="majorBidi"/>
+          <w:lang w:val="en-US"/>
+        </w:rPr>
+        <w:t>limited</w:t>
+      </w:r>
       <w:r>
         <w:rPr>
           <w:rFonts w:asciiTheme="majorBidi" w:hAnsiTheme="majorBidi" w:cstheme="majorBidi"/>
@@ -3370,7 +3353,17 @@
         </w:tabs>
       </w:pPr>
       <w:r>
-        <w:t>The SOLDEF AI PCB Dataset for Defect Detection is a publicly available dataset designed for automated defect detection on Printed Circuit Boards (PCBs)</w:t>
+        <w:t xml:space="preserve">The </w:t>
+      </w:r>
+      <w:r>
+        <w:rPr>
+          <w:i/>
+          <w:iCs/>
+        </w:rPr>
+        <w:t>SOLDEF AI PCB</w:t>
+      </w:r>
+      <w:r>
+        <w:t xml:space="preserve"> Dataset for Defect Detection is a publicly available dataset designed for automated defect detection on Printed Circuit Boards (PCBs)</w:t>
       </w:r>
       <w:r>
         <w:t xml:space="preserve"> </w:t>
@@ -3548,14 +3541,12 @@
         </w:rPr>
         <w:t xml:space="preserve">The implementation of few-shot reinforcement learning facilitates quick </w:t>
       </w:r>
-      <w:proofErr w:type="gramStart"/>
-      <w:r>
-        <w:rPr>
-          <w:lang w:val="en-US"/>
-        </w:rPr>
-        <w:t>adaption</w:t>
-      </w:r>
-      <w:proofErr w:type="gramEnd"/>
+      <w:r>
+        <w:rPr>
+          <w:lang w:val="en-US"/>
+        </w:rPr>
+        <w:t>adaptation</w:t>
+      </w:r>
       <w:r>
         <w:rPr>
           <w:lang w:val="en-US"/>
@@ -3609,672 +3600,6 @@
         </w:rPr>
         <w:t xml:space="preserve"> maintain accessibility and prevent dependence on cloud-based resources, all training and assessment tasks are carried out locally utilizing consumer-grade GPUs and CPUs.</w:t>
       </w:r>
-    </w:p>
-    <w:p>
-      <w:pPr>
-        <w:pStyle w:val="ThesisBody"/>
-        <w:tabs>
-          <w:tab w:val="left" w:pos="720"/>
-        </w:tabs>
-      </w:pPr>
-    </w:p>
-    <w:p>
-      <w:pPr>
-        <w:pStyle w:val="ThesisBody"/>
-        <w:rPr>
-          <w:b/>
-          <w:bCs/>
-          <w:lang w:val="en-US"/>
-        </w:rPr>
-      </w:pPr>
-      <w:r>
-        <w:rPr>
-          <w:b/>
-          <w:bCs/>
-          <w:lang w:val="en-US"/>
-        </w:rPr>
-        <w:t>2.</w:t>
-      </w:r>
-      <w:r>
-        <w:rPr>
-          <w:b/>
-          <w:bCs/>
-          <w:lang w:val="en-US"/>
-        </w:rPr>
-        <w:t>4</w:t>
-      </w:r>
-      <w:r>
-        <w:rPr>
-          <w:b/>
-          <w:bCs/>
-          <w:lang w:val="en-US"/>
-        </w:rPr>
-        <w:tab/>
-      </w:r>
-      <w:r>
-        <w:rPr>
-          <w:b/>
-          <w:bCs/>
-          <w:lang w:val="en-US"/>
-        </w:rPr>
-        <w:t>Experimentation and Deployment</w:t>
-      </w:r>
-    </w:p>
-    <w:p>
-      <w:pPr>
-        <w:pStyle w:val="ThesisBody"/>
-        <w:tabs>
-          <w:tab w:val="left" w:pos="720"/>
-        </w:tabs>
-        <w:rPr>
-          <w:lang w:val="en-US"/>
-        </w:rPr>
-      </w:pPr>
-      <w:r>
-        <w:rPr>
-          <w:lang w:val="en-US"/>
-        </w:rPr>
-        <w:t xml:space="preserve">Using Python-based simulation tools, the anomaly detection framework is tested in a mock industrial setting to start the exploration phase. The framework's performance may be assessed in a variety of scenarios, encompassing both typical operation and various </w:t>
-      </w:r>
-      <w:r>
-        <w:rPr>
-          <w:lang w:val="en-US"/>
-        </w:rPr>
-        <w:t>anomalies</w:t>
-      </w:r>
-      <w:r>
-        <w:rPr>
-          <w:lang w:val="en-US"/>
-        </w:rPr>
-        <w:t>, thanks to this controlled environment.</w:t>
-      </w:r>
-    </w:p>
-    <w:p>
-      <w:pPr>
-        <w:pStyle w:val="ThesisBody"/>
-        <w:tabs>
-          <w:tab w:val="left" w:pos="720"/>
-        </w:tabs>
-        <w:rPr>
-          <w:lang w:val="en-US"/>
-        </w:rPr>
-      </w:pPr>
-      <w:r>
-        <w:rPr>
-          <w:lang w:val="en-US"/>
-        </w:rPr>
-        <w:tab/>
-      </w:r>
-      <w:r>
-        <w:rPr>
-          <w:lang w:val="en-US"/>
-        </w:rPr>
-        <w:t xml:space="preserve">The framework is then set up within Docker containers that are set up to simulate edge environments. To determine whether the strategy is feasible, important parameters including memory utilization, computing efficiency, and response times are tracked. To demonstrate the benefits of the suggested framework in terms of detection accuracy, adaptability, and resource efficiency, comparisons are </w:t>
-      </w:r>
-      <w:proofErr w:type="gramStart"/>
-      <w:r>
-        <w:rPr>
-          <w:lang w:val="en-US"/>
-        </w:rPr>
-        <w:t>done</w:t>
-      </w:r>
-      <w:proofErr w:type="gramEnd"/>
-      <w:r>
-        <w:rPr>
-          <w:lang w:val="en-US"/>
-        </w:rPr>
-        <w:t xml:space="preserve"> with standard machine learning and deep learning models. </w:t>
-      </w:r>
-    </w:p>
-    <w:p>
-      <w:pPr>
-        <w:pStyle w:val="ThesisBody"/>
-        <w:tabs>
-          <w:tab w:val="left" w:pos="720"/>
-        </w:tabs>
-        <w:rPr>
-          <w:lang w:val="en-US"/>
-        </w:rPr>
-      </w:pPr>
-      <w:r>
-        <w:rPr>
-          <w:lang w:val="en-US"/>
-        </w:rPr>
-        <w:tab/>
-      </w:r>
-      <w:r>
-        <w:rPr>
-          <w:lang w:val="en-US"/>
-        </w:rPr>
-        <w:t xml:space="preserve">Performance measures are used </w:t>
-      </w:r>
-      <w:r>
-        <w:rPr>
-          <w:lang w:val="en-US"/>
-        </w:rPr>
-        <w:t>to</w:t>
-      </w:r>
-      <w:r>
-        <w:rPr>
-          <w:lang w:val="en-US"/>
-        </w:rPr>
-        <w:t xml:space="preserve"> assess the framework thoroughly. Precision, recall, and F1-score are used to gauge detection accuracy. The amount of time needed for the framework to pick up additional anomaly detection duties is used to gauge adaptability. While </w:t>
-      </w:r>
-      <w:r>
-        <w:rPr>
-          <w:lang w:val="en-US"/>
-        </w:rPr>
-        <w:lastRenderedPageBreak/>
-        <w:t>resource efficiency is measured by tracking memory and compute requirements within Docker containers, scalability is examined by increasing data volumes and emulating larger IIoT networks.</w:t>
-      </w:r>
-    </w:p>
-    <w:p>
-      <w:pPr>
-        <w:pStyle w:val="ThesisBody"/>
-        <w:tabs>
-          <w:tab w:val="left" w:pos="720"/>
-        </w:tabs>
-        <w:rPr>
-          <w:lang w:val="en-US"/>
-        </w:rPr>
-      </w:pPr>
-    </w:p>
-    <w:p>
-      <w:pPr>
-        <w:pStyle w:val="ThesisBody"/>
-        <w:rPr>
-          <w:b/>
-          <w:bCs/>
-          <w:lang w:val="en-US"/>
-        </w:rPr>
-      </w:pPr>
-      <w:r>
-        <w:rPr>
-          <w:b/>
-          <w:bCs/>
-          <w:lang w:val="en-US"/>
-        </w:rPr>
-        <w:t>2.5</w:t>
-      </w:r>
-      <w:r>
-        <w:rPr>
-          <w:b/>
-          <w:bCs/>
-          <w:lang w:val="en-US"/>
-        </w:rPr>
-        <w:tab/>
-      </w:r>
-      <w:r>
-        <w:rPr>
-          <w:b/>
-          <w:bCs/>
-          <w:lang w:val="en-US"/>
-        </w:rPr>
-        <w:t>Ethical and Safety Considerations</w:t>
-      </w:r>
-    </w:p>
-    <w:p>
-      <w:pPr>
-        <w:pStyle w:val="ThesisBody"/>
-        <w:tabs>
-          <w:tab w:val="left" w:pos="720"/>
-        </w:tabs>
-        <w:rPr>
-          <w:lang w:val="en-US"/>
-        </w:rPr>
-      </w:pPr>
-      <w:r>
-        <w:rPr>
-          <w:lang w:val="en-US"/>
-        </w:rPr>
-        <w:t xml:space="preserve">In this </w:t>
-      </w:r>
-      <w:r>
-        <w:rPr>
-          <w:lang w:val="en-US"/>
-        </w:rPr>
-        <w:t>research</w:t>
-      </w:r>
-      <w:r>
-        <w:rPr>
-          <w:lang w:val="en-US"/>
-        </w:rPr>
-        <w:t xml:space="preserve">, ethical considerations are crucial. All real-world datasets are </w:t>
-      </w:r>
-      <w:r>
-        <w:rPr>
-          <w:lang w:val="en-US"/>
-        </w:rPr>
-        <w:t>hidden</w:t>
-      </w:r>
-      <w:r>
-        <w:rPr>
-          <w:lang w:val="en-US"/>
-        </w:rPr>
-        <w:t xml:space="preserve"> to preserve data privacy, guaranteeing the security of sensitive information. To </w:t>
-      </w:r>
-      <w:r>
-        <w:rPr>
-          <w:lang w:val="en-US"/>
-        </w:rPr>
-        <w:t>assure</w:t>
-      </w:r>
-      <w:r>
-        <w:rPr>
-          <w:lang w:val="en-US"/>
-        </w:rPr>
-        <w:t xml:space="preserve"> equitable and trustworthy anomaly detection, the model is assessed for biases, especially in crucial industrial applications where false positives or negatives could have serious repercussions. </w:t>
-      </w:r>
-    </w:p>
-    <w:p>
-      <w:pPr>
-        <w:pStyle w:val="ThesisBody"/>
-        <w:tabs>
-          <w:tab w:val="left" w:pos="720"/>
-        </w:tabs>
-        <w:rPr>
-          <w:lang w:val="en-US"/>
-        </w:rPr>
-      </w:pPr>
-      <w:r>
-        <w:rPr>
-          <w:lang w:val="en-US"/>
-        </w:rPr>
-        <w:tab/>
-      </w:r>
-      <w:r>
-        <w:rPr>
-          <w:lang w:val="en-US"/>
-        </w:rPr>
-        <w:t xml:space="preserve">By setting in place procedures to deal with inaccurate anomaly detections, safety concerns are also addressed. The framework, for example, has automated alerts that prompt human operators to confirm before </w:t>
-      </w:r>
-      <w:r>
-        <w:rPr>
-          <w:lang w:val="en-US"/>
-        </w:rPr>
-        <w:t>acting</w:t>
-      </w:r>
-      <w:r>
-        <w:rPr>
-          <w:lang w:val="en-US"/>
-        </w:rPr>
-        <w:t xml:space="preserve">. The system won't cause instability in the IIoT environments it monitors because </w:t>
-      </w:r>
-      <w:proofErr w:type="gramStart"/>
-      <w:r>
-        <w:rPr>
-          <w:lang w:val="en-US"/>
-        </w:rPr>
-        <w:t>to</w:t>
-      </w:r>
-      <w:proofErr w:type="gramEnd"/>
-      <w:r>
-        <w:rPr>
-          <w:lang w:val="en-US"/>
-        </w:rPr>
-        <w:t xml:space="preserve"> this fail-safe design. </w:t>
-      </w:r>
-    </w:p>
-    <w:p>
-      <w:pPr>
-        <w:pStyle w:val="ThesisBody"/>
-        <w:tabs>
-          <w:tab w:val="left" w:pos="720"/>
-        </w:tabs>
-        <w:rPr>
-          <w:lang w:val="en-US"/>
-        </w:rPr>
-      </w:pPr>
-    </w:p>
-    <w:p>
-      <w:pPr>
-        <w:pStyle w:val="ThesisBody"/>
-        <w:rPr>
-          <w:b/>
-          <w:bCs/>
-          <w:lang w:val="en-US"/>
-        </w:rPr>
-      </w:pPr>
-      <w:r>
-        <w:rPr>
-          <w:b/>
-          <w:bCs/>
-          <w:lang w:val="en-US"/>
-        </w:rPr>
-        <w:t>2.6</w:t>
-      </w:r>
-      <w:r>
-        <w:rPr>
-          <w:b/>
-          <w:bCs/>
-          <w:lang w:val="en-US"/>
-        </w:rPr>
-        <w:tab/>
-      </w:r>
-      <w:r>
-        <w:rPr>
-          <w:b/>
-          <w:bCs/>
-          <w:lang w:val="en-US"/>
-        </w:rPr>
-        <w:t>Justification</w:t>
-      </w:r>
-    </w:p>
-    <w:p>
-      <w:pPr>
-        <w:pStyle w:val="ThesisBody"/>
-        <w:tabs>
-          <w:tab w:val="left" w:pos="720"/>
-        </w:tabs>
-        <w:rPr>
-          <w:lang w:val="en-US"/>
-        </w:rPr>
-      </w:pPr>
-      <w:r>
-        <w:rPr>
-          <w:lang w:val="en-US"/>
-        </w:rPr>
-        <w:t>The selected approach emphasizes the necessity of tackling important anomaly detection issues for IIoT systems, specifically the lack of labeled data, resource limitations, and scalability requirements. A new and efficient approach to adaptive anomaly detection is offered by the framework, which combines self-supervised learning with few-shot reinforcement learning.</w:t>
-      </w:r>
-    </w:p>
-    <w:p>
-      <w:pPr>
-        <w:pStyle w:val="ThesisBody"/>
-        <w:tabs>
-          <w:tab w:val="left" w:pos="720"/>
-        </w:tabs>
-        <w:rPr>
-          <w:lang w:val="en-US"/>
-        </w:rPr>
-      </w:pPr>
-      <w:r>
-        <w:rPr>
-          <w:lang w:val="en-US"/>
-        </w:rPr>
-        <w:tab/>
-      </w:r>
-      <w:r>
-        <w:rPr>
-          <w:lang w:val="en-US"/>
-        </w:rPr>
-        <w:t xml:space="preserve">While optimization approaches further increase the research's applicability, the utilization of Docker containers to simulate edge environments guarantees that the </w:t>
-      </w:r>
-      <w:r>
-        <w:rPr>
-          <w:lang w:val="en-US"/>
-        </w:rPr>
-        <w:t>research</w:t>
-      </w:r>
-      <w:r>
-        <w:rPr>
-          <w:lang w:val="en-US"/>
-        </w:rPr>
-        <w:t xml:space="preserve"> stays realistic and repeatable. By eliminating reliance on expensive or unavailable cloud resources, the choice to carry out all calculations locally guarantees that the </w:t>
-      </w:r>
-      <w:r>
-        <w:rPr>
-          <w:lang w:val="en-US"/>
-        </w:rPr>
-        <w:t>research</w:t>
-      </w:r>
-      <w:r>
-        <w:rPr>
-          <w:lang w:val="en-US"/>
-        </w:rPr>
-        <w:t xml:space="preserve"> will continue to be available to a large audience. </w:t>
-      </w:r>
-    </w:p>
-    <w:p>
-      <w:pPr>
-        <w:pStyle w:val="ThesisBody"/>
-        <w:tabs>
-          <w:tab w:val="left" w:pos="720"/>
-        </w:tabs>
-        <w:rPr>
-          <w:lang w:val="en-US"/>
-        </w:rPr>
-      </w:pPr>
-      <w:r>
-        <w:rPr>
-          <w:lang w:val="en-US"/>
-        </w:rPr>
-        <w:tab/>
-      </w:r>
-      <w:r>
-        <w:rPr>
-          <w:lang w:val="en-US"/>
-        </w:rPr>
-        <w:t>Th</w:t>
-      </w:r>
-      <w:r>
-        <w:rPr>
-          <w:lang w:val="en-US"/>
-        </w:rPr>
-        <w:t>is</w:t>
-      </w:r>
-      <w:r>
-        <w:rPr>
-          <w:lang w:val="en-US"/>
-        </w:rPr>
-        <w:t xml:space="preserve"> methodology is </w:t>
-      </w:r>
-      <w:r>
-        <w:rPr>
-          <w:lang w:val="en-US"/>
-        </w:rPr>
-        <w:t>exciting</w:t>
-      </w:r>
-      <w:r>
-        <w:rPr>
-          <w:lang w:val="en-US"/>
-        </w:rPr>
-        <w:t xml:space="preserve">, fills in the gaps in existing anomaly detection techniques, and supports the goals of the </w:t>
-      </w:r>
-      <w:r>
-        <w:rPr>
-          <w:lang w:val="en-US"/>
-        </w:rPr>
-        <w:t>research</w:t>
-      </w:r>
-      <w:r>
-        <w:rPr>
-          <w:lang w:val="en-US"/>
-        </w:rPr>
-        <w:t>. It prioritizes practicality in the real world while utilizing cutting-edge AI techniques, producing</w:t>
-      </w:r>
-      <w:r>
-        <w:t xml:space="preserve"> a significant contribution to the field.</w:t>
-      </w:r>
-    </w:p>
-    <w:p>
-      <w:pPr>
-        <w:pStyle w:val="ThesisBody"/>
-        <w:tabs>
-          <w:tab w:val="left" w:pos="720"/>
-        </w:tabs>
-        <w:rPr>
-          <w:lang w:val="en-US"/>
-        </w:rPr>
-      </w:pPr>
-    </w:p>
-    <w:p>
-      <w:pPr>
-        <w:pStyle w:val="ThesisBody"/>
-        <w:rPr>
-          <w:b/>
-          <w:bCs/>
-          <w:lang w:val="en-US"/>
-        </w:rPr>
-      </w:pPr>
-      <w:r>
-        <w:rPr>
-          <w:b/>
-          <w:bCs/>
-          <w:lang w:val="en-US"/>
-        </w:rPr>
-        <w:t>2.7</w:t>
-      </w:r>
-      <w:r>
-        <w:rPr>
-          <w:b/>
-          <w:bCs/>
-          <w:lang w:val="en-US"/>
-        </w:rPr>
-        <w:tab/>
-      </w:r>
-      <w:r>
-        <w:rPr>
-          <w:b/>
-          <w:bCs/>
-          <w:lang w:val="en-US"/>
-        </w:rPr>
-        <w:t>Resources Required</w:t>
-      </w:r>
-    </w:p>
-    <w:p>
-      <w:pPr>
-        <w:pStyle w:val="ThesisBody"/>
-        <w:tabs>
-          <w:tab w:val="left" w:pos="720"/>
-        </w:tabs>
-      </w:pPr>
-      <w:r>
-        <w:t xml:space="preserve">Both software and physical resources are used in the research. Docker containers are used to simulate edge devices, offering a versatile and affordable testing environment. Consumer-grade GPUs and CPUs are used locally for all computing operations, including model evaluation and training. Model construction and training are done using Python-based machine learning tools </w:t>
-      </w:r>
-      <w:r>
-        <w:lastRenderedPageBreak/>
-        <w:t xml:space="preserve">like </w:t>
-      </w:r>
-      <w:proofErr w:type="spellStart"/>
-      <w:r>
-        <w:t>PyTorch</w:t>
-      </w:r>
-      <w:proofErr w:type="spellEnd"/>
-      <w:r>
-        <w:t xml:space="preserve"> and TensorFlow. To create artificial datasets and simulate IIoT environments, Python libraries for IIoT simulation are utilized, such as SimPy or OpenAI Gym.</w:t>
-      </w:r>
-    </w:p>
-    <w:p>
-      <w:pPr>
-        <w:pStyle w:val="ThesisBody"/>
-        <w:tabs>
-          <w:tab w:val="left" w:pos="720"/>
-        </w:tabs>
-      </w:pPr>
-    </w:p>
-    <w:p>
-      <w:pPr>
-        <w:pStyle w:val="ThesisBody"/>
-        <w:rPr>
-          <w:b/>
-          <w:bCs/>
-          <w:lang w:val="en-US"/>
-        </w:rPr>
-      </w:pPr>
-      <w:r>
-        <w:rPr>
-          <w:b/>
-          <w:bCs/>
-          <w:lang w:val="en-US"/>
-        </w:rPr>
-        <w:t>2.8</w:t>
-      </w:r>
-      <w:r>
-        <w:rPr>
-          <w:b/>
-          <w:bCs/>
-          <w:lang w:val="en-US"/>
-        </w:rPr>
-        <w:tab/>
-      </w:r>
-      <w:r>
-        <w:rPr>
-          <w:b/>
-          <w:bCs/>
-          <w:lang w:val="en-US"/>
-        </w:rPr>
-        <w:t>Evaluation and Validation</w:t>
-      </w:r>
-    </w:p>
-    <w:p>
-      <w:pPr>
-        <w:pStyle w:val="ThesisBody"/>
-        <w:tabs>
-          <w:tab w:val="left" w:pos="720"/>
-        </w:tabs>
-        <w:rPr>
-          <w:lang w:val="en-US"/>
-        </w:rPr>
-      </w:pPr>
-      <w:r>
-        <w:rPr>
-          <w:lang w:val="en-US"/>
-        </w:rPr>
-        <w:t>Real-world testing and cross-validation methods are used to validate the framework. While deployment in simulated and emulated contexts evaluates the model's practical viability, K-fold cross-validation guarantees the model's durability over a range of circumstances. To ensure the model's long-term adaptability, continuous learning processes are put in place to update it as new data becomes available.</w:t>
-      </w:r>
-    </w:p>
-    <w:p>
-      <w:pPr>
-        <w:pStyle w:val="ThesisBody"/>
-        <w:tabs>
-          <w:tab w:val="left" w:pos="720"/>
-        </w:tabs>
-        <w:rPr>
-          <w:lang w:val="en-US"/>
-        </w:rPr>
-      </w:pPr>
-    </w:p>
-    <w:p>
-      <w:pPr>
-        <w:pStyle w:val="ThesisBody"/>
-        <w:rPr>
-          <w:b/>
-          <w:bCs/>
-          <w:lang w:val="en-US"/>
-        </w:rPr>
-      </w:pPr>
-      <w:r>
-        <w:rPr>
-          <w:b/>
-          <w:bCs/>
-          <w:lang w:val="en-US"/>
-        </w:rPr>
-        <w:t>2.9</w:t>
-      </w:r>
-      <w:r>
-        <w:rPr>
-          <w:b/>
-          <w:bCs/>
-          <w:lang w:val="en-US"/>
-        </w:rPr>
-        <w:tab/>
-        <w:t>Summary</w:t>
-      </w:r>
-    </w:p>
-    <w:p>
-      <w:pPr>
-        <w:pStyle w:val="ThesisBody"/>
-        <w:tabs>
-          <w:tab w:val="left" w:pos="720"/>
-        </w:tabs>
-      </w:pPr>
-      <w:r>
-        <w:t xml:space="preserve">For the objective of developing and evaluating a self-supervised few-shot reinforcement learning framework for anomaly detection in IIoT systems, </w:t>
-      </w:r>
-      <w:r>
-        <w:t>it</w:t>
-      </w:r>
-      <w:r>
-        <w:t xml:space="preserve"> offers a thorough and convincing approach. The research addresses important issues in scalability and flexibility while maintaining practicality by simulating edge situations with Docker containers and carrying out all computations locally. The suggested system makes a substantial contribution to the field of industrial anomaly detection by combining optimization techniques, few-shot reinforcement learning, and self-supervised learning to ensure that it is both creative and efficient.</w:t>
-      </w:r>
-    </w:p>
-    <w:p>
-      <w:pPr>
-        <w:pStyle w:val="ThesisBody"/>
-        <w:tabs>
-          <w:tab w:val="left" w:pos="720"/>
-        </w:tabs>
-      </w:pPr>
     </w:p>
     <w:p>
       <w:pPr>
@@ -4289,9 +3614,9 @@
           <w:noProof/>
         </w:rPr>
         <w:drawing>
-          <wp:inline distT="0" distB="0" distL="0" distR="0" wp14:anchorId="23008841" wp14:editId="7BECD430">
-            <wp:extent cx="4789082" cy="3489783"/>
-            <wp:effectExtent l="0" t="0" r="0" b="0"/>
+          <wp:inline distT="0" distB="0" distL="0" distR="0" wp14:anchorId="4F19E5C8" wp14:editId="5F61E176">
+            <wp:extent cx="4029447" cy="2936240"/>
+            <wp:effectExtent l="0" t="0" r="9525" b="0"/>
             <wp:docPr id="1975209786" name="Picture 1" descr="A diagram of a software system&#10;&#10;Description automatically generated"/>
             <wp:cNvGraphicFramePr>
               <a:graphicFrameLocks xmlns:a="http://schemas.openxmlformats.org/drawingml/2006/main" noChangeAspect="1"/>
@@ -4312,7 +3637,7 @@
                   <pic:spPr>
                     <a:xfrm>
                       <a:off x="0" y="0"/>
-                      <a:ext cx="4802461" cy="3499532"/>
+                      <a:ext cx="4047484" cy="2949383"/>
                     </a:xfrm>
                     <a:prstGeom prst="rect">
                       <a:avLst/>
@@ -4336,6 +3661,874 @@
       <w:r>
         <w:t>Figure 2.1: Flowchart of research methodology</w:t>
       </w:r>
+    </w:p>
+    <w:p>
+      <w:pPr>
+        <w:pStyle w:val="ThesisBody"/>
+        <w:tabs>
+          <w:tab w:val="left" w:pos="720"/>
+        </w:tabs>
+        <w:rPr>
+          <w:lang w:val="en-US"/>
+        </w:rPr>
+      </w:pPr>
+    </w:p>
+    <w:p>
+      <w:pPr>
+        <w:pStyle w:val="ThesisBody"/>
+        <w:rPr>
+          <w:b/>
+          <w:bCs/>
+          <w:lang w:val="en-US"/>
+        </w:rPr>
+      </w:pPr>
+      <w:r>
+        <w:rPr>
+          <w:b/>
+          <w:bCs/>
+          <w:lang w:val="en-US"/>
+        </w:rPr>
+        <w:lastRenderedPageBreak/>
+        <w:t>2.3.1</w:t>
+      </w:r>
+      <w:r>
+        <w:rPr>
+          <w:b/>
+          <w:bCs/>
+          <w:lang w:val="en-US"/>
+        </w:rPr>
+        <w:tab/>
+        <w:t>SSL</w:t>
+      </w:r>
+    </w:p>
+    <w:p>
+      <w:pPr>
+        <w:pStyle w:val="ThesisBody"/>
+        <w:tabs>
+          <w:tab w:val="left" w:pos="720"/>
+        </w:tabs>
+        <w:rPr>
+          <w:lang w:val="en-US"/>
+        </w:rPr>
+      </w:pPr>
+      <w:r>
+        <w:rPr>
+          <w:lang w:val="en-US"/>
+        </w:rPr>
+        <w:t>To</w:t>
+      </w:r>
+      <w:r>
+        <w:rPr>
+          <w:lang w:val="en-US"/>
+        </w:rPr>
+        <w:t>do</w:t>
+      </w:r>
+    </w:p>
+    <w:p>
+      <w:pPr>
+        <w:pStyle w:val="ThesisBody"/>
+        <w:tabs>
+          <w:tab w:val="left" w:pos="720"/>
+        </w:tabs>
+        <w:rPr>
+          <w:lang w:val="en-US"/>
+        </w:rPr>
+      </w:pPr>
+    </w:p>
+    <w:p>
+      <w:pPr>
+        <w:pStyle w:val="ThesisBody"/>
+        <w:rPr>
+          <w:b/>
+          <w:bCs/>
+          <w:lang w:val="en-US"/>
+        </w:rPr>
+      </w:pPr>
+      <w:r>
+        <w:rPr>
+          <w:b/>
+          <w:bCs/>
+          <w:lang w:val="en-US"/>
+        </w:rPr>
+        <w:t>2.3.</w:t>
+      </w:r>
+      <w:r>
+        <w:rPr>
+          <w:b/>
+          <w:bCs/>
+          <w:lang w:val="en-US"/>
+        </w:rPr>
+        <w:t>2</w:t>
+      </w:r>
+      <w:r>
+        <w:rPr>
+          <w:b/>
+          <w:bCs/>
+          <w:lang w:val="en-US"/>
+        </w:rPr>
+        <w:tab/>
+      </w:r>
+      <w:r>
+        <w:rPr>
+          <w:b/>
+          <w:bCs/>
+          <w:lang w:val="en-US"/>
+        </w:rPr>
+        <w:t>FS</w:t>
+      </w:r>
+    </w:p>
+    <w:p>
+      <w:pPr>
+        <w:pStyle w:val="ThesisBody"/>
+        <w:tabs>
+          <w:tab w:val="left" w:pos="720"/>
+        </w:tabs>
+        <w:rPr>
+          <w:lang w:val="en-US"/>
+        </w:rPr>
+      </w:pPr>
+      <w:r>
+        <w:rPr>
+          <w:lang w:val="en-US"/>
+        </w:rPr>
+        <w:t>To</w:t>
+      </w:r>
+      <w:r>
+        <w:rPr>
+          <w:lang w:val="en-US"/>
+        </w:rPr>
+        <w:t>do</w:t>
+      </w:r>
+    </w:p>
+    <w:p>
+      <w:pPr>
+        <w:pStyle w:val="ThesisBody"/>
+        <w:tabs>
+          <w:tab w:val="left" w:pos="720"/>
+        </w:tabs>
+        <w:rPr>
+          <w:lang w:val="en-US"/>
+        </w:rPr>
+      </w:pPr>
+    </w:p>
+    <w:p>
+      <w:pPr>
+        <w:pStyle w:val="ThesisBody"/>
+        <w:rPr>
+          <w:b/>
+          <w:bCs/>
+          <w:lang w:val="en-US"/>
+        </w:rPr>
+      </w:pPr>
+      <w:r>
+        <w:rPr>
+          <w:b/>
+          <w:bCs/>
+          <w:lang w:val="en-US"/>
+        </w:rPr>
+        <w:t>2.3.</w:t>
+      </w:r>
+      <w:r>
+        <w:rPr>
+          <w:b/>
+          <w:bCs/>
+          <w:lang w:val="en-US"/>
+        </w:rPr>
+        <w:t>3</w:t>
+      </w:r>
+      <w:r>
+        <w:rPr>
+          <w:b/>
+          <w:bCs/>
+          <w:lang w:val="en-US"/>
+        </w:rPr>
+        <w:tab/>
+      </w:r>
+      <w:r>
+        <w:rPr>
+          <w:b/>
+          <w:bCs/>
+          <w:lang w:val="en-US"/>
+        </w:rPr>
+        <w:t>RL</w:t>
+      </w:r>
+    </w:p>
+    <w:p>
+      <w:pPr>
+        <w:pStyle w:val="ThesisBody"/>
+        <w:tabs>
+          <w:tab w:val="left" w:pos="720"/>
+        </w:tabs>
+        <w:rPr>
+          <w:lang w:val="en-US"/>
+        </w:rPr>
+      </w:pPr>
+      <w:r>
+        <w:rPr>
+          <w:lang w:val="en-US"/>
+        </w:rPr>
+        <w:t>To</w:t>
+      </w:r>
+      <w:r>
+        <w:rPr>
+          <w:lang w:val="en-US"/>
+        </w:rPr>
+        <w:t>do</w:t>
+      </w:r>
+    </w:p>
+    <w:p>
+      <w:pPr>
+        <w:pStyle w:val="ThesisBody"/>
+        <w:tabs>
+          <w:tab w:val="left" w:pos="720"/>
+        </w:tabs>
+        <w:rPr>
+          <w:lang w:val="en-US"/>
+        </w:rPr>
+      </w:pPr>
+    </w:p>
+    <w:p>
+      <w:pPr>
+        <w:pStyle w:val="ThesisBody"/>
+        <w:rPr>
+          <w:b/>
+          <w:bCs/>
+          <w:lang w:val="en-US"/>
+        </w:rPr>
+      </w:pPr>
+      <w:r>
+        <w:rPr>
+          <w:b/>
+          <w:bCs/>
+          <w:lang w:val="en-US"/>
+        </w:rPr>
+        <w:t>2.</w:t>
+      </w:r>
+      <w:r>
+        <w:rPr>
+          <w:b/>
+          <w:bCs/>
+          <w:lang w:val="en-US"/>
+        </w:rPr>
+        <w:t>4</w:t>
+      </w:r>
+      <w:r>
+        <w:rPr>
+          <w:b/>
+          <w:bCs/>
+          <w:lang w:val="en-US"/>
+        </w:rPr>
+        <w:tab/>
+      </w:r>
+      <w:r>
+        <w:rPr>
+          <w:b/>
+          <w:bCs/>
+          <w:lang w:val="en-US"/>
+        </w:rPr>
+        <w:t>Experimentation and Deployment</w:t>
+      </w:r>
+    </w:p>
+    <w:p>
+      <w:pPr>
+        <w:pStyle w:val="ThesisBody"/>
+        <w:tabs>
+          <w:tab w:val="left" w:pos="720"/>
+        </w:tabs>
+        <w:rPr>
+          <w:lang w:val="en-US"/>
+        </w:rPr>
+      </w:pPr>
+      <w:r>
+        <w:rPr>
+          <w:lang w:val="en-US"/>
+        </w:rPr>
+        <w:t xml:space="preserve">Using Python-based simulation tools, the anomaly detection framework is tested in a mock industrial setting to start the exploration phase. The framework's performance may be assessed in a variety of scenarios, encompassing both typical operation and various </w:t>
+      </w:r>
+      <w:r>
+        <w:rPr>
+          <w:lang w:val="en-US"/>
+        </w:rPr>
+        <w:t>anomalies</w:t>
+      </w:r>
+      <w:r>
+        <w:rPr>
+          <w:lang w:val="en-US"/>
+        </w:rPr>
+        <w:t xml:space="preserve">, </w:t>
+      </w:r>
+      <w:r>
+        <w:rPr>
+          <w:lang w:val="en-US"/>
+        </w:rPr>
+        <w:t>effective</w:t>
+      </w:r>
+      <w:r>
+        <w:rPr>
+          <w:lang w:val="en-US"/>
+        </w:rPr>
+        <w:t xml:space="preserve"> to this controlled environment.</w:t>
+      </w:r>
+    </w:p>
+    <w:p>
+      <w:pPr>
+        <w:pStyle w:val="ThesisBody"/>
+        <w:tabs>
+          <w:tab w:val="left" w:pos="720"/>
+        </w:tabs>
+        <w:rPr>
+          <w:lang w:val="en-US"/>
+        </w:rPr>
+      </w:pPr>
+      <w:r>
+        <w:rPr>
+          <w:lang w:val="en-US"/>
+        </w:rPr>
+        <w:tab/>
+      </w:r>
+      <w:r>
+        <w:rPr>
+          <w:lang w:val="en-US"/>
+        </w:rPr>
+        <w:t xml:space="preserve">The framework is then set up within Docker containers that are set up to simulate edge environments. To determine whether the strategy is feasible, important parameters including memory utilization, computing efficiency, and response times are tracked. To demonstrate the benefits of the suggested framework in terms of detection accuracy, adaptability, and resource efficiency, comparisons are </w:t>
+      </w:r>
+      <w:r>
+        <w:rPr>
+          <w:lang w:val="en-US"/>
+        </w:rPr>
+        <w:t>made</w:t>
+      </w:r>
+      <w:r>
+        <w:rPr>
+          <w:lang w:val="en-US"/>
+        </w:rPr>
+        <w:t xml:space="preserve"> with standard machine learning and deep learning models. </w:t>
+      </w:r>
+    </w:p>
+    <w:p>
+      <w:pPr>
+        <w:pStyle w:val="ThesisBody"/>
+        <w:tabs>
+          <w:tab w:val="left" w:pos="720"/>
+        </w:tabs>
+        <w:rPr>
+          <w:lang w:val="en-US"/>
+        </w:rPr>
+      </w:pPr>
+      <w:r>
+        <w:rPr>
+          <w:lang w:val="en-US"/>
+        </w:rPr>
+        <w:tab/>
+      </w:r>
+      <w:r>
+        <w:rPr>
+          <w:lang w:val="en-US"/>
+        </w:rPr>
+        <w:t xml:space="preserve">Performance measures are used </w:t>
+      </w:r>
+      <w:r>
+        <w:rPr>
+          <w:lang w:val="en-US"/>
+        </w:rPr>
+        <w:t>to</w:t>
+      </w:r>
+      <w:r>
+        <w:rPr>
+          <w:lang w:val="en-US"/>
+        </w:rPr>
+        <w:t xml:space="preserve"> assess the framework thoroughly. Precision, recall, and F1-score are used to gauge detection accuracy. The amount of time needed for the framework to pick up additional anomaly detection duties is used to gauge adaptability. While resource efficiency is measured by tracking memory and compute requirements within Docker containers, scalability is examined by increasing data volumes and emulating larger IIoT networks.</w:t>
+      </w:r>
+    </w:p>
+    <w:p>
+      <w:pPr>
+        <w:pStyle w:val="ThesisBody"/>
+        <w:tabs>
+          <w:tab w:val="left" w:pos="720"/>
+        </w:tabs>
+        <w:rPr>
+          <w:lang w:val="en-US"/>
+        </w:rPr>
+      </w:pPr>
+    </w:p>
+    <w:p>
+      <w:pPr>
+        <w:pStyle w:val="ThesisBody"/>
+        <w:rPr>
+          <w:b/>
+          <w:bCs/>
+          <w:lang w:val="en-US"/>
+        </w:rPr>
+      </w:pPr>
+      <w:r>
+        <w:rPr>
+          <w:b/>
+          <w:bCs/>
+          <w:lang w:val="en-US"/>
+        </w:rPr>
+        <w:t>2.5</w:t>
+      </w:r>
+      <w:r>
+        <w:rPr>
+          <w:b/>
+          <w:bCs/>
+          <w:lang w:val="en-US"/>
+        </w:rPr>
+        <w:tab/>
+      </w:r>
+      <w:r>
+        <w:rPr>
+          <w:b/>
+          <w:bCs/>
+          <w:lang w:val="en-US"/>
+        </w:rPr>
+        <w:t>Ethical and Safety Considerations</w:t>
+      </w:r>
+    </w:p>
+    <w:p>
+      <w:pPr>
+        <w:pStyle w:val="ThesisBody"/>
+        <w:tabs>
+          <w:tab w:val="left" w:pos="720"/>
+        </w:tabs>
+        <w:rPr>
+          <w:lang w:val="en-US"/>
+        </w:rPr>
+      </w:pPr>
+      <w:r>
+        <w:rPr>
+          <w:lang w:val="en-US"/>
+        </w:rPr>
+        <w:t xml:space="preserve">In this </w:t>
+      </w:r>
+      <w:r>
+        <w:rPr>
+          <w:lang w:val="en-US"/>
+        </w:rPr>
+        <w:t>research</w:t>
+      </w:r>
+      <w:r>
+        <w:rPr>
+          <w:lang w:val="en-US"/>
+        </w:rPr>
+        <w:t xml:space="preserve">, ethical considerations are crucial. All real-world datasets are </w:t>
+      </w:r>
+      <w:r>
+        <w:rPr>
+          <w:lang w:val="en-US"/>
+        </w:rPr>
+        <w:t>hidden</w:t>
+      </w:r>
+      <w:r>
+        <w:rPr>
+          <w:lang w:val="en-US"/>
+        </w:rPr>
+        <w:t xml:space="preserve"> to preserve data privacy, guaranteeing the security of sensitive information. To </w:t>
+      </w:r>
+      <w:r>
+        <w:rPr>
+          <w:lang w:val="en-US"/>
+        </w:rPr>
+        <w:t>assure</w:t>
+      </w:r>
+      <w:r>
+        <w:rPr>
+          <w:lang w:val="en-US"/>
+        </w:rPr>
+        <w:t xml:space="preserve"> equitable and trustworthy anomaly detection, the model is assessed for biases, especially in crucial industrial applications where false positives or negatives could have serious repercussions. </w:t>
+      </w:r>
+    </w:p>
+    <w:p>
+      <w:pPr>
+        <w:pStyle w:val="ThesisBody"/>
+        <w:tabs>
+          <w:tab w:val="left" w:pos="720"/>
+        </w:tabs>
+        <w:rPr>
+          <w:lang w:val="en-US"/>
+        </w:rPr>
+      </w:pPr>
+      <w:r>
+        <w:rPr>
+          <w:lang w:val="en-US"/>
+        </w:rPr>
+        <w:tab/>
+      </w:r>
+      <w:r>
+        <w:rPr>
+          <w:lang w:val="en-US"/>
+        </w:rPr>
+        <w:t xml:space="preserve">By setting in place procedures to deal with inaccurate anomaly detections, safety concerns are also addressed. The framework, for example, has automated alerts that prompt </w:t>
+      </w:r>
+      <w:r>
+        <w:rPr>
+          <w:lang w:val="en-US"/>
+        </w:rPr>
+        <w:lastRenderedPageBreak/>
+        <w:t xml:space="preserve">human operators to confirm before </w:t>
+      </w:r>
+      <w:r>
+        <w:rPr>
+          <w:lang w:val="en-US"/>
+        </w:rPr>
+        <w:t>acting</w:t>
+      </w:r>
+      <w:r>
+        <w:rPr>
+          <w:lang w:val="en-US"/>
+        </w:rPr>
+        <w:t xml:space="preserve">. The system won't cause instability in the IIoT environments it monitors because to this fail-safe design. </w:t>
+      </w:r>
+    </w:p>
+    <w:p>
+      <w:pPr>
+        <w:pStyle w:val="ThesisBody"/>
+        <w:tabs>
+          <w:tab w:val="left" w:pos="720"/>
+        </w:tabs>
+        <w:rPr>
+          <w:lang w:val="en-US"/>
+        </w:rPr>
+      </w:pPr>
+    </w:p>
+    <w:p>
+      <w:pPr>
+        <w:pStyle w:val="ThesisBody"/>
+        <w:rPr>
+          <w:b/>
+          <w:bCs/>
+          <w:lang w:val="en-US"/>
+        </w:rPr>
+      </w:pPr>
+      <w:r>
+        <w:rPr>
+          <w:b/>
+          <w:bCs/>
+          <w:lang w:val="en-US"/>
+        </w:rPr>
+        <w:t>2.6</w:t>
+      </w:r>
+      <w:r>
+        <w:rPr>
+          <w:b/>
+          <w:bCs/>
+          <w:lang w:val="en-US"/>
+        </w:rPr>
+        <w:tab/>
+      </w:r>
+      <w:r>
+        <w:rPr>
+          <w:b/>
+          <w:bCs/>
+          <w:lang w:val="en-US"/>
+        </w:rPr>
+        <w:t>Justification</w:t>
+      </w:r>
+    </w:p>
+    <w:p>
+      <w:pPr>
+        <w:pStyle w:val="ThesisBody"/>
+        <w:tabs>
+          <w:tab w:val="left" w:pos="720"/>
+        </w:tabs>
+        <w:rPr>
+          <w:lang w:val="en-US"/>
+        </w:rPr>
+      </w:pPr>
+      <w:r>
+        <w:rPr>
+          <w:lang w:val="en-US"/>
+        </w:rPr>
+        <w:t>The selected approach emphasizes the necessity of tackling important anomaly detection issues for IIoT systems, specifically the lack of labeled data, resource limitations, and scalability requirements. A new and efficient approach to adaptive anomaly detection is offered by the framework, which combines self-supervised learning with few-shot reinforcement learning.</w:t>
+      </w:r>
+    </w:p>
+    <w:p>
+      <w:pPr>
+        <w:pStyle w:val="ThesisBody"/>
+        <w:tabs>
+          <w:tab w:val="left" w:pos="720"/>
+        </w:tabs>
+        <w:rPr>
+          <w:lang w:val="en-US"/>
+        </w:rPr>
+      </w:pPr>
+      <w:r>
+        <w:rPr>
+          <w:lang w:val="en-US"/>
+        </w:rPr>
+        <w:tab/>
+      </w:r>
+      <w:r>
+        <w:rPr>
+          <w:lang w:val="en-US"/>
+        </w:rPr>
+        <w:t xml:space="preserve">While optimization approaches further increase the research's applicability, the utilization of Docker containers to simulate edge environments guarantees that the </w:t>
+      </w:r>
+      <w:r>
+        <w:rPr>
+          <w:lang w:val="en-US"/>
+        </w:rPr>
+        <w:t>research</w:t>
+      </w:r>
+      <w:r>
+        <w:rPr>
+          <w:lang w:val="en-US"/>
+        </w:rPr>
+        <w:t xml:space="preserve"> stays realistic and repeatable. By eliminating reliance on expensive or unavailable cloud resources, the choice to carry out all calculations locally guarantees that the </w:t>
+      </w:r>
+      <w:r>
+        <w:rPr>
+          <w:lang w:val="en-US"/>
+        </w:rPr>
+        <w:t>research</w:t>
+      </w:r>
+      <w:r>
+        <w:rPr>
+          <w:lang w:val="en-US"/>
+        </w:rPr>
+        <w:t xml:space="preserve"> will continue to be available to a large audience. </w:t>
+      </w:r>
+    </w:p>
+    <w:p>
+      <w:pPr>
+        <w:pStyle w:val="ThesisBody"/>
+        <w:tabs>
+          <w:tab w:val="left" w:pos="720"/>
+        </w:tabs>
+        <w:rPr>
+          <w:lang w:val="en-US"/>
+        </w:rPr>
+      </w:pPr>
+      <w:r>
+        <w:rPr>
+          <w:lang w:val="en-US"/>
+        </w:rPr>
+        <w:tab/>
+      </w:r>
+      <w:r>
+        <w:rPr>
+          <w:lang w:val="en-US"/>
+        </w:rPr>
+        <w:t>Th</w:t>
+      </w:r>
+      <w:r>
+        <w:rPr>
+          <w:lang w:val="en-US"/>
+        </w:rPr>
+        <w:t>is</w:t>
+      </w:r>
+      <w:r>
+        <w:rPr>
+          <w:lang w:val="en-US"/>
+        </w:rPr>
+        <w:t xml:space="preserve"> methodology is </w:t>
+      </w:r>
+      <w:r>
+        <w:rPr>
+          <w:lang w:val="en-US"/>
+        </w:rPr>
+        <w:t>exciting</w:t>
+      </w:r>
+      <w:r>
+        <w:rPr>
+          <w:lang w:val="en-US"/>
+        </w:rPr>
+        <w:t xml:space="preserve">, fills in the gaps in existing anomaly detection techniques, and supports the goals of the </w:t>
+      </w:r>
+      <w:r>
+        <w:rPr>
+          <w:lang w:val="en-US"/>
+        </w:rPr>
+        <w:t>research</w:t>
+      </w:r>
+      <w:r>
+        <w:rPr>
+          <w:lang w:val="en-US"/>
+        </w:rPr>
+        <w:t>. It prioritizes practicality in the real world while utilizing cutting-edge AI techniques, producing</w:t>
+      </w:r>
+      <w:r>
+        <w:t xml:space="preserve"> a significant contribution to the field.</w:t>
+      </w:r>
+    </w:p>
+    <w:p>
+      <w:pPr>
+        <w:pStyle w:val="ThesisBody"/>
+        <w:tabs>
+          <w:tab w:val="left" w:pos="720"/>
+        </w:tabs>
+        <w:rPr>
+          <w:lang w:val="en-US"/>
+        </w:rPr>
+      </w:pPr>
+    </w:p>
+    <w:p>
+      <w:pPr>
+        <w:pStyle w:val="ThesisBody"/>
+        <w:rPr>
+          <w:b/>
+          <w:bCs/>
+          <w:lang w:val="en-US"/>
+        </w:rPr>
+      </w:pPr>
+      <w:r>
+        <w:rPr>
+          <w:b/>
+          <w:bCs/>
+          <w:lang w:val="en-US"/>
+        </w:rPr>
+        <w:t>2.7</w:t>
+      </w:r>
+      <w:r>
+        <w:rPr>
+          <w:b/>
+          <w:bCs/>
+          <w:lang w:val="en-US"/>
+        </w:rPr>
+        <w:tab/>
+      </w:r>
+      <w:r>
+        <w:rPr>
+          <w:b/>
+          <w:bCs/>
+          <w:lang w:val="en-US"/>
+        </w:rPr>
+        <w:t>Resources Required</w:t>
+      </w:r>
+    </w:p>
+    <w:p>
+      <w:pPr>
+        <w:pStyle w:val="ThesisBody"/>
+        <w:tabs>
+          <w:tab w:val="left" w:pos="720"/>
+        </w:tabs>
+      </w:pPr>
+      <w:r>
+        <w:t>Both software and physical resources are used in the research. Docker containers are used to simulate edge devices, offering a versatile and affordable testing environment. Consumer-grade GPUs and CPUs are used locally for all computing operations, including model evaluation and training. Model construction and training are done using Python-based machine learning tools like PyTorch and TensorFlow. To create artificial datasets and simulate IIoT environments, Python libraries for IIoT simulation are utilized, such as SimPy or OpenAI Gym.</w:t>
+      </w:r>
+    </w:p>
+    <w:p>
+      <w:pPr>
+        <w:pStyle w:val="ThesisBody"/>
+        <w:tabs>
+          <w:tab w:val="left" w:pos="720"/>
+        </w:tabs>
+      </w:pPr>
+    </w:p>
+    <w:p>
+      <w:pPr>
+        <w:pStyle w:val="ThesisBody"/>
+        <w:rPr>
+          <w:b/>
+          <w:bCs/>
+          <w:lang w:val="en-US"/>
+        </w:rPr>
+      </w:pPr>
+      <w:r>
+        <w:rPr>
+          <w:b/>
+          <w:bCs/>
+          <w:lang w:val="en-US"/>
+        </w:rPr>
+        <w:t>2.8</w:t>
+      </w:r>
+      <w:r>
+        <w:rPr>
+          <w:b/>
+          <w:bCs/>
+          <w:lang w:val="en-US"/>
+        </w:rPr>
+        <w:tab/>
+      </w:r>
+      <w:r>
+        <w:rPr>
+          <w:b/>
+          <w:bCs/>
+          <w:lang w:val="en-US"/>
+        </w:rPr>
+        <w:t>Evaluation and Validation</w:t>
+      </w:r>
+    </w:p>
+    <w:p>
+      <w:pPr>
+        <w:pStyle w:val="ThesisBody"/>
+        <w:tabs>
+          <w:tab w:val="left" w:pos="720"/>
+        </w:tabs>
+        <w:rPr>
+          <w:lang w:val="en-US"/>
+        </w:rPr>
+      </w:pPr>
+      <w:r>
+        <w:rPr>
+          <w:lang w:val="en-US"/>
+        </w:rPr>
+        <w:t>Real-world testing and cross-validation methods are used to validate the framework. While deployment in simulated and emulated contexts evaluates the model's practical viability, K-fold cross-validation guarantees the model's durability over a range of circumstances. To ensure the model's long-term adaptability, continuous learning processes are put in place to update it as new data becomes available.</w:t>
+      </w:r>
+    </w:p>
+    <w:p>
+      <w:pPr>
+        <w:pStyle w:val="ThesisBody"/>
+        <w:tabs>
+          <w:tab w:val="left" w:pos="720"/>
+        </w:tabs>
+        <w:rPr>
+          <w:lang w:val="en-US"/>
+        </w:rPr>
+      </w:pPr>
+    </w:p>
+    <w:p>
+      <w:pPr>
+        <w:pStyle w:val="ThesisBody"/>
+        <w:rPr>
+          <w:b/>
+          <w:bCs/>
+          <w:lang w:val="en-US"/>
+        </w:rPr>
+      </w:pPr>
+      <w:r>
+        <w:rPr>
+          <w:b/>
+          <w:bCs/>
+          <w:lang w:val="en-US"/>
+        </w:rPr>
+        <w:t>2.9</w:t>
+      </w:r>
+      <w:r>
+        <w:rPr>
+          <w:b/>
+          <w:bCs/>
+          <w:lang w:val="en-US"/>
+        </w:rPr>
+        <w:tab/>
+        <w:t>Summary</w:t>
+      </w:r>
+    </w:p>
+    <w:p>
+      <w:pPr>
+        <w:pStyle w:val="ThesisBody"/>
+        <w:tabs>
+          <w:tab w:val="left" w:pos="720"/>
+        </w:tabs>
+      </w:pPr>
+      <w:r>
+        <w:lastRenderedPageBreak/>
+        <w:t xml:space="preserve">For the objective of developing and evaluating a self-supervised few-shot reinforcement learning framework for anomaly detection in IIoT systems, </w:t>
+      </w:r>
+      <w:r>
+        <w:t>it</w:t>
+      </w:r>
+      <w:r>
+        <w:t xml:space="preserve"> offers a thorough and convincing approach. The research addresses important issues in scalability and flexibility while maintaining practicality by simulating edge situations with Docker containers and carrying out all computations locally. The suggested system makes a substantial contribution to the field of industrial anomaly detection by combining optimization techniques, few-shot reinforcement learning, and self-supervised learning to ensure that it is both creative and efficient.</w:t>
+      </w:r>
+    </w:p>
+    <w:p>
+      <w:pPr>
+        <w:pStyle w:val="ThesisBody"/>
+        <w:tabs>
+          <w:tab w:val="left" w:pos="720"/>
+        </w:tabs>
+      </w:pPr>
     </w:p>
     <w:p>
       <w:pPr>
@@ -4635,30 +4828,41 @@
         <w:ind w:left="720" w:hanging="720"/>
         <w:rPr>
           <w:rFonts w:asciiTheme="majorBidi" w:hAnsiTheme="majorBidi" w:cstheme="majorBidi"/>
-        </w:rPr>
-      </w:pPr>
-      <w:r>
-        <w:rPr>
-          <w:rFonts w:asciiTheme="majorBidi" w:hAnsiTheme="majorBidi" w:cstheme="majorBidi"/>
-          <w:lang w:val="en-US"/>
-        </w:rPr>
-        <w:t xml:space="preserve">Calabrese, M., Di Bono, M. G., &amp; Pascucci, P. (2022). SOLDEF AI PCB dataset for </w:t>
-      </w:r>
-      <w:proofErr w:type="gramStart"/>
-      <w:r>
-        <w:rPr>
-          <w:rFonts w:asciiTheme="majorBidi" w:hAnsiTheme="majorBidi" w:cstheme="majorBidi"/>
-          <w:lang w:val="en-US"/>
-        </w:rPr>
-        <w:t>defect</w:t>
-      </w:r>
-      <w:proofErr w:type="gramEnd"/>
-      <w:r>
-        <w:rPr>
-          <w:rFonts w:asciiTheme="majorBidi" w:hAnsiTheme="majorBidi" w:cstheme="majorBidi"/>
-          <w:lang w:val="en-US"/>
-        </w:rPr>
-        <w:t xml:space="preserve"> detection [Dataset]. </w:t>
+          <w:lang w:val="en-US"/>
+        </w:rPr>
+      </w:pPr>
+      <w:r>
+        <w:rPr>
+          <w:rFonts w:asciiTheme="majorBidi" w:hAnsiTheme="majorBidi" w:cstheme="majorBidi"/>
+          <w:lang w:val="en-US"/>
+        </w:rPr>
+        <w:t xml:space="preserve">Ahmed, M., Mahmood, A. N., &amp; Hu, J. (2016). A survey of network anomaly detection techniques. Journal of Network and Computer Applications, 60, 19–31. </w:t>
+      </w:r>
+      <w:hyperlink r:id="rId18" w:history="1">
+        <w:r>
+          <w:rPr>
+            <w:rStyle w:val="Hyperlink"/>
+            <w:rFonts w:asciiTheme="majorBidi" w:hAnsiTheme="majorBidi" w:cstheme="majorBidi"/>
+            <w:lang w:val="en-US"/>
+          </w:rPr>
+          <w:t>https://doi.org/10.1016/j.jnca.2015.11.016</w:t>
+        </w:r>
+      </w:hyperlink>
+    </w:p>
+    <w:p>
+      <w:pPr>
+        <w:pStyle w:val="ThesisBody"/>
+        <w:ind w:left="720" w:hanging="720"/>
+        <w:rPr>
+          <w:rFonts w:asciiTheme="majorBidi" w:hAnsiTheme="majorBidi" w:cstheme="majorBidi"/>
+        </w:rPr>
+      </w:pPr>
+      <w:r>
+        <w:rPr>
+          <w:rFonts w:asciiTheme="majorBidi" w:hAnsiTheme="majorBidi" w:cstheme="majorBidi"/>
+          <w:lang w:val="en-US"/>
+        </w:rPr>
+        <w:t xml:space="preserve">Calabrese, M., Di Bono, M. G., &amp; Pascucci, P. (2022). SOLDEF AI PCB dataset for defect detection [Dataset]. </w:t>
       </w:r>
       <w:r>
         <w:rPr>
@@ -4676,7 +4880,7 @@
         </w:rPr>
         <w:t xml:space="preserve">. </w:t>
       </w:r>
-      <w:hyperlink r:id="rId18" w:tgtFrame="_new" w:history="1">
+      <w:hyperlink r:id="rId19" w:tgtFrame="_new" w:history="1">
         <w:r>
           <w:rPr>
             <w:rStyle w:val="Hyperlink"/>
@@ -4729,7 +4933,7 @@
         </w:rPr>
         <w:t xml:space="preserve">(12), 125004. </w:t>
       </w:r>
-      <w:hyperlink r:id="rId19" w:history="1">
+      <w:hyperlink r:id="rId20" w:history="1">
         <w:r>
           <w:rPr>
             <w:rStyle w:val="Hyperlink"/>
@@ -4751,19 +4955,68 @@
         <w:ind w:left="720" w:hanging="720"/>
         <w:rPr>
           <w:rFonts w:asciiTheme="majorBidi" w:hAnsiTheme="majorBidi" w:cstheme="majorBidi"/>
-        </w:rPr>
-      </w:pPr>
-      <w:r>
-        <w:rPr>
-          <w:rFonts w:asciiTheme="majorBidi" w:hAnsiTheme="majorBidi" w:cstheme="majorBidi"/>
-        </w:rPr>
-        <w:t xml:space="preserve">Huang, S., Liu, Y., Fung, C., An, W., He, R., Zhao, Y., Yang, H., &amp; Luan, Z. (2020). A gated few-shot learning model for anomaly detection. </w:t>
+          <w:lang w:val="en-US"/>
+        </w:rPr>
+      </w:pPr>
+      <w:r>
+        <w:rPr>
+          <w:rFonts w:asciiTheme="majorBidi" w:hAnsiTheme="majorBidi" w:cstheme="majorBidi"/>
+          <w:lang w:val="en-US"/>
+        </w:rPr>
+        <w:t xml:space="preserve">Chen, M., Yang, J., Zhao, Y., Sun, X., &amp; Leung, V. C. M. (2022). Edge intelligence for anomaly detection in IIoT: Architecture, challenges, and future directions. </w:t>
       </w:r>
       <w:r>
         <w:rPr>
           <w:rFonts w:asciiTheme="majorBidi" w:hAnsiTheme="majorBidi" w:cstheme="majorBidi"/>
           <w:i/>
           <w:iCs/>
+          <w:lang w:val="en-US"/>
+        </w:rPr>
+        <w:t>IEEE Network</w:t>
+      </w:r>
+      <w:r>
+        <w:rPr>
+          <w:rFonts w:asciiTheme="majorBidi" w:hAnsiTheme="majorBidi" w:cstheme="majorBidi"/>
+          <w:lang w:val="en-US"/>
+        </w:rPr>
+        <w:t xml:space="preserve">, </w:t>
+      </w:r>
+      <w:r>
+        <w:rPr>
+          <w:rFonts w:asciiTheme="majorBidi" w:hAnsiTheme="majorBidi" w:cstheme="majorBidi"/>
+          <w:i/>
+          <w:iCs/>
+          <w:lang w:val="en-US"/>
+        </w:rPr>
+        <w:t>36</w:t>
+      </w:r>
+      <w:r>
+        <w:rPr>
+          <w:rFonts w:asciiTheme="majorBidi" w:hAnsiTheme="majorBidi" w:cstheme="majorBidi"/>
+          <w:lang w:val="en-US"/>
+        </w:rPr>
+        <w:t>(3), 122–128. https://doi.org/10.1109/MNET.011.2100434</w:t>
+      </w:r>
+    </w:p>
+    <w:p>
+      <w:pPr>
+        <w:pStyle w:val="ThesisBody"/>
+        <w:ind w:left="720" w:hanging="720"/>
+        <w:rPr>
+          <w:rFonts w:asciiTheme="majorBidi" w:hAnsiTheme="majorBidi" w:cstheme="majorBidi"/>
+        </w:rPr>
+      </w:pPr>
+      <w:r>
+        <w:rPr>
+          <w:rFonts w:asciiTheme="majorBidi" w:hAnsiTheme="majorBidi" w:cstheme="majorBidi"/>
+        </w:rPr>
+        <w:t xml:space="preserve">Huang, S., Liu, Y., Fung, C., An, W., He, R., Zhao, Y., Yang, H., &amp; Luan, Z. (2020). A gated few-shot learning model for anomaly detection. </w:t>
+      </w:r>
+      <w:r>
+        <w:rPr>
+          <w:rFonts w:asciiTheme="majorBidi" w:hAnsiTheme="majorBidi" w:cstheme="majorBidi"/>
+          <w:i/>
+          <w:iCs/>
         </w:rPr>
         <w:t>2020 International Conference on Information Networking (ICOIN)</w:t>
       </w:r>
@@ -4773,7 +5026,7 @@
         </w:rPr>
         <w:t xml:space="preserve">, 505–509. </w:t>
       </w:r>
-      <w:hyperlink r:id="rId20" w:history="1">
+      <w:hyperlink r:id="rId21" w:history="1">
         <w:r>
           <w:rPr>
             <w:rStyle w:val="Hyperlink"/>
@@ -4795,39 +5048,29 @@
         <w:ind w:left="720" w:hanging="720"/>
         <w:rPr>
           <w:rFonts w:asciiTheme="majorBidi" w:hAnsiTheme="majorBidi" w:cstheme="majorBidi"/>
-        </w:rPr>
-      </w:pPr>
-      <w:r>
-        <w:rPr>
-          <w:rFonts w:asciiTheme="majorBidi" w:hAnsiTheme="majorBidi" w:cstheme="majorBidi"/>
-        </w:rPr>
-        <w:t xml:space="preserve">Liu, Y., Li, Z., Pan, S., Gong, C., Zhou, C., &amp; </w:t>
-      </w:r>
-      <w:proofErr w:type="spellStart"/>
-      <w:r>
-        <w:rPr>
-          <w:rFonts w:asciiTheme="majorBidi" w:hAnsiTheme="majorBidi" w:cstheme="majorBidi"/>
-        </w:rPr>
-        <w:t>Karypis</w:t>
-      </w:r>
-      <w:proofErr w:type="spellEnd"/>
-      <w:r>
-        <w:rPr>
-          <w:rFonts w:asciiTheme="majorBidi" w:hAnsiTheme="majorBidi" w:cstheme="majorBidi"/>
-        </w:rPr>
-        <w:t xml:space="preserve">, G. (2022). Anomaly detection on attributed networks via contrastive self-supervised learning. </w:t>
+          <w:lang w:val="en-US"/>
+        </w:rPr>
+      </w:pPr>
+      <w:r>
+        <w:rPr>
+          <w:rFonts w:asciiTheme="majorBidi" w:hAnsiTheme="majorBidi" w:cstheme="majorBidi"/>
+          <w:lang w:val="en-US"/>
+        </w:rPr>
+        <w:t xml:space="preserve">Li, Y., Shu, L., Wan, J., Mukherjee, M., &amp; Wang, K. (2021). Adaptive edge computing for IIoT: A review. </w:t>
       </w:r>
       <w:r>
         <w:rPr>
           <w:rFonts w:asciiTheme="majorBidi" w:hAnsiTheme="majorBidi" w:cstheme="majorBidi"/>
           <w:i/>
           <w:iCs/>
-        </w:rPr>
-        <w:t>IEEE Transactions on Neural Networks and Learning Systems</w:t>
-      </w:r>
-      <w:r>
-        <w:rPr>
-          <w:rFonts w:asciiTheme="majorBidi" w:hAnsiTheme="majorBidi" w:cstheme="majorBidi"/>
+          <w:lang w:val="en-US"/>
+        </w:rPr>
+        <w:t>IEEE Transactions on Industrial Informatics</w:t>
+      </w:r>
+      <w:r>
+        <w:rPr>
+          <w:rFonts w:asciiTheme="majorBidi" w:hAnsiTheme="majorBidi" w:cstheme="majorBidi"/>
+          <w:lang w:val="en-US"/>
         </w:rPr>
         <w:t xml:space="preserve">, </w:t>
       </w:r>
@@ -4836,6 +5079,68 @@
           <w:rFonts w:asciiTheme="majorBidi" w:hAnsiTheme="majorBidi" w:cstheme="majorBidi"/>
           <w:i/>
           <w:iCs/>
+          <w:lang w:val="en-US"/>
+        </w:rPr>
+        <w:t>17</w:t>
+      </w:r>
+      <w:r>
+        <w:rPr>
+          <w:rFonts w:asciiTheme="majorBidi" w:hAnsiTheme="majorBidi" w:cstheme="majorBidi"/>
+          <w:lang w:val="en-US"/>
+        </w:rPr>
+        <w:t xml:space="preserve">(9), 6306–6319. </w:t>
+      </w:r>
+      <w:hyperlink r:id="rId22" w:history="1">
+        <w:r>
+          <w:rPr>
+            <w:rStyle w:val="Hyperlink"/>
+            <w:rFonts w:asciiTheme="majorBidi" w:hAnsiTheme="majorBidi" w:cstheme="majorBidi"/>
+            <w:lang w:val="en-US"/>
+          </w:rPr>
+          <w:t>https://doi.org/10.1109/TII.2020.3015504</w:t>
+        </w:r>
+      </w:hyperlink>
+      <w:r>
+        <w:rPr>
+          <w:rFonts w:asciiTheme="majorBidi" w:hAnsiTheme="majorBidi" w:cstheme="majorBidi"/>
+          <w:lang w:val="en-US"/>
+        </w:rPr>
+        <w:t xml:space="preserve"> </w:t>
+      </w:r>
+    </w:p>
+    <w:p>
+      <w:pPr>
+        <w:pStyle w:val="ThesisBody"/>
+        <w:ind w:left="720" w:hanging="720"/>
+        <w:rPr>
+          <w:rFonts w:asciiTheme="majorBidi" w:hAnsiTheme="majorBidi" w:cstheme="majorBidi"/>
+        </w:rPr>
+      </w:pPr>
+      <w:r>
+        <w:rPr>
+          <w:rFonts w:asciiTheme="majorBidi" w:hAnsiTheme="majorBidi" w:cstheme="majorBidi"/>
+        </w:rPr>
+        <w:t xml:space="preserve">Liu, Y., Li, Z., Pan, S., Gong, C., Zhou, C., &amp; Karypis, G. (2022). Anomaly detection on attributed networks via contrastive self-supervised learning. </w:t>
+      </w:r>
+      <w:r>
+        <w:rPr>
+          <w:rFonts w:asciiTheme="majorBidi" w:hAnsiTheme="majorBidi" w:cstheme="majorBidi"/>
+          <w:i/>
+          <w:iCs/>
+        </w:rPr>
+        <w:t>IEEE Transactions on Neural Networks and Learning Systems</w:t>
+      </w:r>
+      <w:r>
+        <w:rPr>
+          <w:rFonts w:asciiTheme="majorBidi" w:hAnsiTheme="majorBidi" w:cstheme="majorBidi"/>
+        </w:rPr>
+        <w:t xml:space="preserve">, </w:t>
+      </w:r>
+      <w:r>
+        <w:rPr>
+          <w:rFonts w:asciiTheme="majorBidi" w:hAnsiTheme="majorBidi" w:cstheme="majorBidi"/>
+          <w:i/>
+          <w:iCs/>
         </w:rPr>
         <w:t>33</w:t>
       </w:r>
@@ -4845,7 +5150,7 @@
         </w:rPr>
         <w:t xml:space="preserve">(6), 2378–2392. </w:t>
       </w:r>
-      <w:hyperlink r:id="rId21" w:history="1">
+      <w:hyperlink r:id="rId23" w:history="1">
         <w:r>
           <w:rPr>
             <w:rStyle w:val="Hyperlink"/>
@@ -4867,25 +5172,29 @@
         <w:ind w:left="720" w:hanging="720"/>
         <w:rPr>
           <w:rFonts w:asciiTheme="majorBidi" w:hAnsiTheme="majorBidi" w:cstheme="majorBidi"/>
-        </w:rPr>
-      </w:pPr>
-      <w:r>
-        <w:rPr>
-          <w:rFonts w:asciiTheme="majorBidi" w:hAnsiTheme="majorBidi" w:cstheme="majorBidi"/>
-        </w:rPr>
-        <w:t xml:space="preserve">Qi, D., Hu, J., &amp; Shen, J. (2024). Few-shot object detection with self-supervising and cooperative classifier. </w:t>
+          <w:lang w:val="en-US"/>
+        </w:rPr>
+      </w:pPr>
+      <w:r>
+        <w:rPr>
+          <w:rFonts w:asciiTheme="majorBidi" w:hAnsiTheme="majorBidi" w:cstheme="majorBidi"/>
+          <w:lang w:val="en-US"/>
+        </w:rPr>
+        <w:t xml:space="preserve">Pang, G., Shen, C., Cao, L., &amp; Hengel, A. v. d. (2021). Deep learning for anomaly detection: A review. </w:t>
       </w:r>
       <w:r>
         <w:rPr>
           <w:rFonts w:asciiTheme="majorBidi" w:hAnsiTheme="majorBidi" w:cstheme="majorBidi"/>
           <w:i/>
           <w:iCs/>
-        </w:rPr>
-        <w:t>IEEE Transactions on Neural Networks and Learning Systems</w:t>
-      </w:r>
-      <w:r>
-        <w:rPr>
-          <w:rFonts w:asciiTheme="majorBidi" w:hAnsiTheme="majorBidi" w:cstheme="majorBidi"/>
+          <w:lang w:val="en-US"/>
+        </w:rPr>
+        <w:t>ACM Computing Surveys</w:t>
+      </w:r>
+      <w:r>
+        <w:rPr>
+          <w:rFonts w:asciiTheme="majorBidi" w:hAnsiTheme="majorBidi" w:cstheme="majorBidi"/>
+          <w:lang w:val="en-US"/>
         </w:rPr>
         <w:t xml:space="preserve">, </w:t>
       </w:r>
@@ -4894,6 +5203,68 @@
           <w:rFonts w:asciiTheme="majorBidi" w:hAnsiTheme="majorBidi" w:cstheme="majorBidi"/>
           <w:i/>
           <w:iCs/>
+          <w:lang w:val="en-US"/>
+        </w:rPr>
+        <w:t>54</w:t>
+      </w:r>
+      <w:r>
+        <w:rPr>
+          <w:rFonts w:asciiTheme="majorBidi" w:hAnsiTheme="majorBidi" w:cstheme="majorBidi"/>
+          <w:lang w:val="en-US"/>
+        </w:rPr>
+        <w:t xml:space="preserve">(2), 1–38. </w:t>
+      </w:r>
+      <w:hyperlink r:id="rId24" w:history="1">
+        <w:r>
+          <w:rPr>
+            <w:rStyle w:val="Hyperlink"/>
+            <w:rFonts w:asciiTheme="majorBidi" w:hAnsiTheme="majorBidi" w:cstheme="majorBidi"/>
+            <w:lang w:val="en-US"/>
+          </w:rPr>
+          <w:t>https://doi.org/10.1145/3439950</w:t>
+        </w:r>
+      </w:hyperlink>
+      <w:r>
+        <w:rPr>
+          <w:rFonts w:asciiTheme="majorBidi" w:hAnsiTheme="majorBidi" w:cstheme="majorBidi"/>
+          <w:lang w:val="en-US"/>
+        </w:rPr>
+        <w:t xml:space="preserve"> </w:t>
+      </w:r>
+    </w:p>
+    <w:p>
+      <w:pPr>
+        <w:pStyle w:val="ThesisBody"/>
+        <w:ind w:left="720" w:hanging="720"/>
+        <w:rPr>
+          <w:rFonts w:asciiTheme="majorBidi" w:hAnsiTheme="majorBidi" w:cstheme="majorBidi"/>
+        </w:rPr>
+      </w:pPr>
+      <w:r>
+        <w:rPr>
+          <w:rFonts w:asciiTheme="majorBidi" w:hAnsiTheme="majorBidi" w:cstheme="majorBidi"/>
+        </w:rPr>
+        <w:t xml:space="preserve">Qi, D., Hu, J., &amp; Shen, J. (2024). Few-shot object detection with self-supervising and cooperative classifier. </w:t>
+      </w:r>
+      <w:r>
+        <w:rPr>
+          <w:rFonts w:asciiTheme="majorBidi" w:hAnsiTheme="majorBidi" w:cstheme="majorBidi"/>
+          <w:i/>
+          <w:iCs/>
+        </w:rPr>
+        <w:t>IEEE Transactions on Neural Networks and Learning Systems</w:t>
+      </w:r>
+      <w:r>
+        <w:rPr>
+          <w:rFonts w:asciiTheme="majorBidi" w:hAnsiTheme="majorBidi" w:cstheme="majorBidi"/>
+        </w:rPr>
+        <w:t xml:space="preserve">, </w:t>
+      </w:r>
+      <w:r>
+        <w:rPr>
+          <w:rFonts w:asciiTheme="majorBidi" w:hAnsiTheme="majorBidi" w:cstheme="majorBidi"/>
+          <w:i/>
+          <w:iCs/>
         </w:rPr>
         <w:t>35</w:t>
       </w:r>
@@ -4903,7 +5274,7 @@
         </w:rPr>
         <w:t xml:space="preserve">(4), 5435–5446. </w:t>
       </w:r>
-      <w:hyperlink r:id="rId22" w:history="1">
+      <w:hyperlink r:id="rId25" w:history="1">
         <w:r>
           <w:rPr>
             <w:rStyle w:val="Hyperlink"/>
@@ -4934,7 +5305,6 @@
         </w:rPr>
         <w:t>Sun, G., Liu, Z., Wen, L., Shi, J., &amp; Xu, C. (2021). Anomaly Crossing: A New Method for Video Anomaly Detection as Cross-domain Few-shot Learning. </w:t>
       </w:r>
-      <w:proofErr w:type="spellStart"/>
       <w:r>
         <w:rPr>
           <w:rFonts w:asciiTheme="majorBidi" w:hAnsiTheme="majorBidi" w:cstheme="majorBidi"/>
@@ -4944,7 +5314,6 @@
         </w:rPr>
         <w:t>ArXiv</w:t>
       </w:r>
-      <w:proofErr w:type="spellEnd"/>
       <w:r>
         <w:rPr>
           <w:rFonts w:asciiTheme="majorBidi" w:hAnsiTheme="majorBidi" w:cstheme="majorBidi"/>
@@ -4965,39 +5334,30 @@
         <w:ind w:left="720" w:hanging="720"/>
         <w:rPr>
           <w:rFonts w:asciiTheme="majorBidi" w:hAnsiTheme="majorBidi" w:cstheme="majorBidi"/>
-        </w:rPr>
-      </w:pPr>
-      <w:r>
-        <w:rPr>
-          <w:rFonts w:asciiTheme="majorBidi" w:hAnsiTheme="majorBidi" w:cstheme="majorBidi"/>
-        </w:rPr>
-        <w:t xml:space="preserve">Wang, X., Garg, S., Lin, H., Hu, J., </w:t>
-      </w:r>
-      <w:proofErr w:type="spellStart"/>
-      <w:r>
-        <w:rPr>
-          <w:rFonts w:asciiTheme="majorBidi" w:hAnsiTheme="majorBidi" w:cstheme="majorBidi"/>
-        </w:rPr>
-        <w:t>Kaddoum</w:t>
-      </w:r>
-      <w:proofErr w:type="spellEnd"/>
-      <w:r>
-        <w:rPr>
-          <w:rFonts w:asciiTheme="majorBidi" w:hAnsiTheme="majorBidi" w:cstheme="majorBidi"/>
-        </w:rPr>
-        <w:t xml:space="preserve">, G., Jalil Piran, Md., &amp; Hossain, M. S. (2022). Toward accurate anomaly detection in industrial internet of things using hierarchical federated learning. </w:t>
+          <w:lang w:val="en-US"/>
+        </w:rPr>
+      </w:pPr>
+      <w:r>
+        <w:rPr>
+          <w:rFonts w:asciiTheme="majorBidi" w:hAnsiTheme="majorBidi" w:cstheme="majorBidi"/>
+          <w:lang w:val="en-US"/>
+        </w:rPr>
+        <w:lastRenderedPageBreak/>
+        <w:t xml:space="preserve">Wang, H., Wang, Y., &amp; Jin, C. (2023). Self-supervised learning for anomaly detection in edge computing: Challenges and methods. </w:t>
       </w:r>
       <w:r>
         <w:rPr>
           <w:rFonts w:asciiTheme="majorBidi" w:hAnsiTheme="majorBidi" w:cstheme="majorBidi"/>
           <w:i/>
           <w:iCs/>
-        </w:rPr>
-        <w:t>IEEE Internet of Things Journal</w:t>
-      </w:r>
-      <w:r>
-        <w:rPr>
-          <w:rFonts w:asciiTheme="majorBidi" w:hAnsiTheme="majorBidi" w:cstheme="majorBidi"/>
+          <w:lang w:val="en-US"/>
+        </w:rPr>
+        <w:t>IEEE Transactions on Industrial Informatics</w:t>
+      </w:r>
+      <w:r>
+        <w:rPr>
+          <w:rFonts w:asciiTheme="majorBidi" w:hAnsiTheme="majorBidi" w:cstheme="majorBidi"/>
+          <w:lang w:val="en-US"/>
         </w:rPr>
         <w:t xml:space="preserve">, </w:t>
       </w:r>
@@ -5006,6 +5366,68 @@
           <w:rFonts w:asciiTheme="majorBidi" w:hAnsiTheme="majorBidi" w:cstheme="majorBidi"/>
           <w:i/>
           <w:iCs/>
+          <w:lang w:val="en-US"/>
+        </w:rPr>
+        <w:t>19</w:t>
+      </w:r>
+      <w:r>
+        <w:rPr>
+          <w:rFonts w:asciiTheme="majorBidi" w:hAnsiTheme="majorBidi" w:cstheme="majorBidi"/>
+          <w:lang w:val="en-US"/>
+        </w:rPr>
+        <w:t xml:space="preserve">(1), 78–87. </w:t>
+      </w:r>
+      <w:hyperlink r:id="rId26" w:history="1">
+        <w:r>
+          <w:rPr>
+            <w:rStyle w:val="Hyperlink"/>
+            <w:rFonts w:asciiTheme="majorBidi" w:hAnsiTheme="majorBidi" w:cstheme="majorBidi"/>
+            <w:lang w:val="en-US"/>
+          </w:rPr>
+          <w:t>https://doi.org/10.1109/TII.2022.3185643</w:t>
+        </w:r>
+      </w:hyperlink>
+      <w:r>
+        <w:rPr>
+          <w:rFonts w:asciiTheme="majorBidi" w:hAnsiTheme="majorBidi" w:cstheme="majorBidi"/>
+          <w:lang w:val="en-US"/>
+        </w:rPr>
+        <w:t xml:space="preserve"> </w:t>
+      </w:r>
+    </w:p>
+    <w:p>
+      <w:pPr>
+        <w:pStyle w:val="ThesisBody"/>
+        <w:ind w:left="720" w:hanging="720"/>
+        <w:rPr>
+          <w:rFonts w:asciiTheme="majorBidi" w:hAnsiTheme="majorBidi" w:cstheme="majorBidi"/>
+        </w:rPr>
+      </w:pPr>
+      <w:r>
+        <w:rPr>
+          <w:rFonts w:asciiTheme="majorBidi" w:hAnsiTheme="majorBidi" w:cstheme="majorBidi"/>
+        </w:rPr>
+        <w:t xml:space="preserve">Wang, X., Garg, S., Lin, H., Hu, J., Kaddoum, G., Jalil Piran, Md., &amp; Hossain, M. S. (2022). Toward accurate anomaly detection in industrial internet of things using hierarchical federated learning. </w:t>
+      </w:r>
+      <w:r>
+        <w:rPr>
+          <w:rFonts w:asciiTheme="majorBidi" w:hAnsiTheme="majorBidi" w:cstheme="majorBidi"/>
+          <w:i/>
+          <w:iCs/>
+        </w:rPr>
+        <w:t>IEEE Internet of Things Journal</w:t>
+      </w:r>
+      <w:r>
+        <w:rPr>
+          <w:rFonts w:asciiTheme="majorBidi" w:hAnsiTheme="majorBidi" w:cstheme="majorBidi"/>
+        </w:rPr>
+        <w:t xml:space="preserve">, </w:t>
+      </w:r>
+      <w:r>
+        <w:rPr>
+          <w:rFonts w:asciiTheme="majorBidi" w:hAnsiTheme="majorBidi" w:cstheme="majorBidi"/>
+          <w:i/>
+          <w:iCs/>
         </w:rPr>
         <w:t>9</w:t>
       </w:r>
@@ -5015,7 +5437,7 @@
         </w:rPr>
         <w:t xml:space="preserve">(10), 7110–7119. </w:t>
       </w:r>
-      <w:hyperlink r:id="rId23" w:history="1">
+      <w:hyperlink r:id="rId27" w:history="1">
         <w:r>
           <w:rPr>
             <w:rStyle w:val="Hyperlink"/>
@@ -5030,6 +5452,197 @@
         </w:rPr>
         <w:t xml:space="preserve"> </w:t>
       </w:r>
+    </w:p>
+    <w:p>
+      <w:pPr>
+        <w:pStyle w:val="ThesisBody"/>
+        <w:ind w:left="720" w:hanging="720"/>
+        <w:rPr>
+          <w:rFonts w:asciiTheme="majorBidi" w:hAnsiTheme="majorBidi" w:cstheme="majorBidi"/>
+          <w:lang w:val="en-US"/>
+        </w:rPr>
+      </w:pPr>
+      <w:r>
+        <w:rPr>
+          <w:rFonts w:asciiTheme="majorBidi" w:hAnsiTheme="majorBidi" w:cstheme="majorBidi"/>
+          <w:lang w:val="en-US"/>
+        </w:rPr>
+        <w:t xml:space="preserve">Wu, X., Zhang, Y., &amp; Zhao, H. (2022). Real-time anomaly detection in smart manufacturing using continual learning. </w:t>
+      </w:r>
+      <w:r>
+        <w:rPr>
+          <w:rFonts w:asciiTheme="majorBidi" w:hAnsiTheme="majorBidi" w:cstheme="majorBidi"/>
+          <w:i/>
+          <w:iCs/>
+          <w:lang w:val="en-US"/>
+        </w:rPr>
+        <w:t>Journal of Manufacturing Systems</w:t>
+      </w:r>
+      <w:r>
+        <w:rPr>
+          <w:rFonts w:asciiTheme="majorBidi" w:hAnsiTheme="majorBidi" w:cstheme="majorBidi"/>
+          <w:lang w:val="en-US"/>
+        </w:rPr>
+        <w:t xml:space="preserve">, </w:t>
+      </w:r>
+      <w:r>
+        <w:rPr>
+          <w:rFonts w:asciiTheme="majorBidi" w:hAnsiTheme="majorBidi" w:cstheme="majorBidi"/>
+          <w:i/>
+          <w:iCs/>
+          <w:lang w:val="en-US"/>
+        </w:rPr>
+        <w:t>63</w:t>
+      </w:r>
+      <w:r>
+        <w:rPr>
+          <w:rFonts w:asciiTheme="majorBidi" w:hAnsiTheme="majorBidi" w:cstheme="majorBidi"/>
+          <w:lang w:val="en-US"/>
+        </w:rPr>
+        <w:t xml:space="preserve">, 323–335. </w:t>
+      </w:r>
+      <w:hyperlink r:id="rId28" w:history="1">
+        <w:r>
+          <w:rPr>
+            <w:rStyle w:val="Hyperlink"/>
+            <w:rFonts w:asciiTheme="majorBidi" w:hAnsiTheme="majorBidi" w:cstheme="majorBidi"/>
+            <w:lang w:val="en-US"/>
+          </w:rPr>
+          <w:t>https://doi.org/10.1016/j.jmsy.2022.04.011</w:t>
+        </w:r>
+      </w:hyperlink>
+      <w:r>
+        <w:rPr>
+          <w:rFonts w:asciiTheme="majorBidi" w:hAnsiTheme="majorBidi" w:cstheme="majorBidi"/>
+          <w:lang w:val="en-US"/>
+        </w:rPr>
+        <w:t xml:space="preserve"> </w:t>
+      </w:r>
+    </w:p>
+    <w:p>
+      <w:pPr>
+        <w:pStyle w:val="ThesisBody"/>
+        <w:ind w:left="720" w:hanging="720"/>
+        <w:rPr>
+          <w:rFonts w:asciiTheme="majorBidi" w:hAnsiTheme="majorBidi" w:cstheme="majorBidi"/>
+        </w:rPr>
+      </w:pPr>
+      <w:r>
+        <w:rPr>
+          <w:rFonts w:asciiTheme="majorBidi" w:hAnsiTheme="majorBidi" w:cstheme="majorBidi"/>
+        </w:rPr>
+        <w:t xml:space="preserve">Zhang, Y., &amp; Liu, X. (2021). Few-shot anomaly detection for IIoT: A reinforcement learning perspective. </w:t>
+      </w:r>
+      <w:r>
+        <w:rPr>
+          <w:rFonts w:asciiTheme="majorBidi" w:hAnsiTheme="majorBidi" w:cstheme="majorBidi"/>
+          <w:i/>
+          <w:iCs/>
+        </w:rPr>
+        <w:t>IEEE Internet of Things Journal</w:t>
+      </w:r>
+      <w:r>
+        <w:rPr>
+          <w:rFonts w:asciiTheme="majorBidi" w:hAnsiTheme="majorBidi" w:cstheme="majorBidi"/>
+        </w:rPr>
+        <w:t xml:space="preserve">, </w:t>
+      </w:r>
+      <w:r>
+        <w:rPr>
+          <w:rFonts w:asciiTheme="majorBidi" w:hAnsiTheme="majorBidi" w:cstheme="majorBidi"/>
+          <w:i/>
+          <w:iCs/>
+        </w:rPr>
+        <w:t>8</w:t>
+      </w:r>
+      <w:r>
+        <w:rPr>
+          <w:rFonts w:asciiTheme="majorBidi" w:hAnsiTheme="majorBidi" w:cstheme="majorBidi"/>
+        </w:rPr>
+        <w:t xml:space="preserve">(5), 3412–3423. </w:t>
+      </w:r>
+      <w:hyperlink r:id="rId29" w:history="1">
+        <w:r>
+          <w:rPr>
+            <w:rStyle w:val="Hyperlink"/>
+            <w:rFonts w:asciiTheme="majorBidi" w:hAnsiTheme="majorBidi" w:cstheme="majorBidi"/>
+          </w:rPr>
+          <w:t>https://doi.org/10.1109/JIOT.2020.3009434</w:t>
+        </w:r>
+      </w:hyperlink>
+      <w:r>
+        <w:rPr>
+          <w:rFonts w:asciiTheme="majorBidi" w:hAnsiTheme="majorBidi" w:cstheme="majorBidi"/>
+        </w:rPr>
+        <w:t xml:space="preserve"> </w:t>
+      </w:r>
+    </w:p>
+    <w:p>
+      <w:pPr>
+        <w:pStyle w:val="ThesisBody"/>
+        <w:ind w:left="720" w:hanging="720"/>
+        <w:rPr>
+          <w:rFonts w:asciiTheme="majorBidi" w:hAnsiTheme="majorBidi" w:cstheme="majorBidi"/>
+        </w:rPr>
+      </w:pPr>
+      <w:r>
+        <w:rPr>
+          <w:rFonts w:asciiTheme="majorBidi" w:hAnsiTheme="majorBidi" w:cstheme="majorBidi"/>
+        </w:rPr>
+        <w:t xml:space="preserve">Zhang, C., Song, D., Chen, Y., &amp; Wang, H. (2020). A deep learning-based approach for detecting anomalies in industrial control systems. </w:t>
+      </w:r>
+      <w:r>
+        <w:rPr>
+          <w:rFonts w:asciiTheme="majorBidi" w:hAnsiTheme="majorBidi" w:cstheme="majorBidi"/>
+          <w:i/>
+          <w:iCs/>
+        </w:rPr>
+        <w:t>IEEE Transactions on Systems, Man, and Cybernetics: Systems</w:t>
+      </w:r>
+      <w:r>
+        <w:rPr>
+          <w:rFonts w:asciiTheme="majorBidi" w:hAnsiTheme="majorBidi" w:cstheme="majorBidi"/>
+        </w:rPr>
+        <w:t xml:space="preserve">, </w:t>
+      </w:r>
+      <w:r>
+        <w:rPr>
+          <w:rFonts w:asciiTheme="majorBidi" w:hAnsiTheme="majorBidi" w:cstheme="majorBidi"/>
+          <w:i/>
+          <w:iCs/>
+        </w:rPr>
+        <w:t>50</w:t>
+      </w:r>
+      <w:r>
+        <w:rPr>
+          <w:rFonts w:asciiTheme="majorBidi" w:hAnsiTheme="majorBidi" w:cstheme="majorBidi"/>
+        </w:rPr>
+        <w:t xml:space="preserve">(1), 161–172. </w:t>
+      </w:r>
+      <w:hyperlink r:id="rId30" w:history="1">
+        <w:r>
+          <w:rPr>
+            <w:rStyle w:val="Hyperlink"/>
+            <w:rFonts w:asciiTheme="majorBidi" w:hAnsiTheme="majorBidi" w:cstheme="majorBidi"/>
+          </w:rPr>
+          <w:t>https://doi.org/10.1109/TSMC.2018.2871452</w:t>
+        </w:r>
+      </w:hyperlink>
+      <w:r>
+        <w:rPr>
+          <w:rFonts w:asciiTheme="majorBidi" w:hAnsiTheme="majorBidi" w:cstheme="majorBidi"/>
+        </w:rPr>
+        <w:t xml:space="preserve"> </w:t>
+      </w:r>
+    </w:p>
+    <w:p>
+      <w:pPr>
+        <w:pStyle w:val="ThesisBody"/>
+        <w:ind w:left="720" w:hanging="720"/>
+        <w:rPr>
+          <w:rFonts w:asciiTheme="majorBidi" w:hAnsiTheme="majorBidi" w:cstheme="majorBidi"/>
+        </w:rPr>
+      </w:pPr>
     </w:p>
     <w:p>
       <w:pPr>
@@ -8611,7 +9224,6 @@
   <w:style w:type="character" w:default="1" w:styleId="DefaultParagraphFont">
     <w:name w:val="Default Paragraph Font"/>
     <w:uiPriority w:val="1"/>
-    <w:semiHidden/>
     <w:unhideWhenUsed/>
   </w:style>
   <w:style w:type="table" w:default="1" w:styleId="TableNormal">
@@ -9693,27 +10305,6 @@
 </file>
 
 <file path=customXml/item1.xml><?xml version="1.0" encoding="utf-8"?>
-<?mso-contentType ?>
-<FormTemplates xmlns="http://schemas.microsoft.com/sharepoint/v3/contenttype/forms">
-  <Display>DocumentLibraryForm</Display>
-  <Edit>DocumentLibraryForm</Edit>
-  <New>DocumentLibraryForm</New>
-</FormTemplates>
-</file>
-
-<file path=customXml/item2.xml><?xml version="1.0" encoding="utf-8"?>
-<b:Sources xmlns:b="http://schemas.openxmlformats.org/officeDocument/2006/bibliography" xmlns="http://schemas.openxmlformats.org/officeDocument/2006/bibliography" SelectedStyle="\APASixthEditionOfficeOnline.xsl" StyleName="APA" Version="6"/>
-</file>
-
-<file path=customXml/item3.xml><?xml version="1.0" encoding="utf-8"?>
-<p:properties xmlns:p="http://schemas.microsoft.com/office/2006/metadata/properties" xmlns:xsi="http://www.w3.org/2001/XMLSchema-instance" xmlns:pc="http://schemas.microsoft.com/office/infopath/2007/PartnerControls">
-  <documentManagement>
-    <_activity xmlns="13005ccf-fbd1-4a0f-ac20-f00f141b1da7" xsi:nil="true"/>
-  </documentManagement>
-</p:properties>
-</file>
-
-<file path=customXml/item4.xml><?xml version="1.0" encoding="utf-8"?>
 <ct:contentTypeSchema xmlns:ct="http://schemas.microsoft.com/office/2006/metadata/contentType" xmlns:ma="http://schemas.microsoft.com/office/2006/metadata/properties/metaAttributes" ct:_="" ma:_="" ma:contentTypeName="Document" ma:contentTypeID="0x0101000959EF75487AA1449D8FD9DF7BD65DA7" ma:contentTypeVersion="5" ma:contentTypeDescription="Create a new document." ma:contentTypeScope="" ma:versionID="b323858b6e0b6b6b3d8c34076a133406">
   <xsd:schema xmlns:xsd="http://www.w3.org/2001/XMLSchema" xmlns:xs="http://www.w3.org/2001/XMLSchema" xmlns:p="http://schemas.microsoft.com/office/2006/metadata/properties" xmlns:ns3="13005ccf-fbd1-4a0f-ac20-f00f141b1da7" targetNamespace="http://schemas.microsoft.com/office/2006/metadata/properties" ma:root="true" ma:fieldsID="baeedc5ccc8e9d6aa6a605ab20301749" ns3:_="">
     <xsd:import namespace="13005ccf-fbd1-4a0f-ac20-f00f141b1da7"/>
@@ -9863,33 +10454,28 @@
 </ct:contentTypeSchema>
 </file>
 
-<file path=customXml/itemProps1.xml><?xml version="1.0" encoding="utf-8"?>
-<ds:datastoreItem xmlns:ds="http://schemas.openxmlformats.org/officeDocument/2006/customXml" ds:itemID="{992DCAD9-F077-41EC-85AB-06A87F526601}">
-  <ds:schemaRefs>
-    <ds:schemaRef ds:uri="http://schemas.microsoft.com/sharepoint/v3/contenttype/forms"/>
-  </ds:schemaRefs>
-</ds:datastoreItem>
+<file path=customXml/item2.xml><?xml version="1.0" encoding="utf-8"?>
+<p:properties xmlns:p="http://schemas.microsoft.com/office/2006/metadata/properties" xmlns:xsi="http://www.w3.org/2001/XMLSchema-instance" xmlns:pc="http://schemas.microsoft.com/office/infopath/2007/PartnerControls">
+  <documentManagement>
+    <_activity xmlns="13005ccf-fbd1-4a0f-ac20-f00f141b1da7" xsi:nil="true"/>
+  </documentManagement>
+</p:properties>
 </file>
 
-<file path=customXml/itemProps2.xml><?xml version="1.0" encoding="utf-8"?>
-<ds:datastoreItem xmlns:ds="http://schemas.openxmlformats.org/officeDocument/2006/customXml" ds:itemID="{79FAE151-758C-448F-8A86-5C297C841238}">
-  <ds:schemaRefs>
-    <ds:schemaRef ds:uri="http://schemas.openxmlformats.org/officeDocument/2006/bibliography"/>
-  </ds:schemaRefs>
-</ds:datastoreItem>
+<file path=customXml/item3.xml><?xml version="1.0" encoding="utf-8"?>
+<b:Sources xmlns:b="http://schemas.openxmlformats.org/officeDocument/2006/bibliography" xmlns="http://schemas.openxmlformats.org/officeDocument/2006/bibliography" SelectedStyle="\APASixthEditionOfficeOnline.xsl" StyleName="APA" Version="6"/>
 </file>
 
-<file path=customXml/itemProps3.xml><?xml version="1.0" encoding="utf-8"?>
-<ds:datastoreItem xmlns:ds="http://schemas.openxmlformats.org/officeDocument/2006/customXml" ds:itemID="{3BFEEA32-C7D9-45DF-9DE6-9F7FAF99617E}">
-  <ds:schemaRefs>
-    <ds:schemaRef ds:uri="http://schemas.microsoft.com/office/2006/metadata/properties"/>
-    <ds:schemaRef ds:uri="http://schemas.microsoft.com/office/infopath/2007/PartnerControls"/>
-    <ds:schemaRef ds:uri="13005ccf-fbd1-4a0f-ac20-f00f141b1da7"/>
-  </ds:schemaRefs>
-</ds:datastoreItem>
+<file path=customXml/item4.xml><?xml version="1.0" encoding="utf-8"?>
+<?mso-contentType ?>
+<FormTemplates xmlns="http://schemas.microsoft.com/sharepoint/v3/contenttype/forms">
+  <Display>DocumentLibraryForm</Display>
+  <Edit>DocumentLibraryForm</Edit>
+  <New>DocumentLibraryForm</New>
+</FormTemplates>
 </file>
 
-<file path=customXml/itemProps4.xml><?xml version="1.0" encoding="utf-8"?>
+<file path=customXml/itemProps1.xml><?xml version="1.0" encoding="utf-8"?>
 <ds:datastoreItem xmlns:ds="http://schemas.openxmlformats.org/officeDocument/2006/customXml" ds:itemID="{02BA5075-C420-4852-8103-31990A51C34D}">
   <ds:schemaRefs>
     <ds:schemaRef ds:uri="http://schemas.microsoft.com/office/2006/metadata/contentType"/>
@@ -9905,4 +10491,30 @@
     <ds:schemaRef ds:uri="http://schemas.microsoft.com/internal/obd"/>
   </ds:schemaRefs>
 </ds:datastoreItem>
+</file>
+
+<file path=customXml/itemProps2.xml><?xml version="1.0" encoding="utf-8"?>
+<ds:datastoreItem xmlns:ds="http://schemas.openxmlformats.org/officeDocument/2006/customXml" ds:itemID="{3BFEEA32-C7D9-45DF-9DE6-9F7FAF99617E}">
+  <ds:schemaRefs>
+    <ds:schemaRef ds:uri="http://schemas.microsoft.com/office/2006/metadata/properties"/>
+    <ds:schemaRef ds:uri="http://schemas.microsoft.com/office/infopath/2007/PartnerControls"/>
+    <ds:schemaRef ds:uri="13005ccf-fbd1-4a0f-ac20-f00f141b1da7"/>
+  </ds:schemaRefs>
+</ds:datastoreItem>
+</file>
+
+<file path=customXml/itemProps3.xml><?xml version="1.0" encoding="utf-8"?>
+<ds:datastoreItem xmlns:ds="http://schemas.openxmlformats.org/officeDocument/2006/customXml" ds:itemID="{79FAE151-758C-448F-8A86-5C297C841238}">
+  <ds:schemaRefs>
+    <ds:schemaRef ds:uri="http://schemas.openxmlformats.org/officeDocument/2006/bibliography"/>
+  </ds:schemaRefs>
+</ds:datastoreItem>
+</file>
+
+<file path=customXml/itemProps4.xml><?xml version="1.0" encoding="utf-8"?>
+<ds:datastoreItem xmlns:ds="http://schemas.openxmlformats.org/officeDocument/2006/customXml" ds:itemID="{992DCAD9-F077-41EC-85AB-06A87F526601}">
+  <ds:schemaRefs>
+    <ds:schemaRef ds:uri="http://schemas.microsoft.com/sharepoint/v3/contenttype/forms"/>
+  </ds:schemaRefs>
+</ds:datastoreItem>
 </file>
--- a/report.docx
+++ b/report.docx
@@ -2818,7 +2818,13 @@
         </w:numPr>
       </w:pPr>
       <w:r>
-        <w:t>To solve the data efficiency issue in industrial anomaly detection by creating and putting into practice a technique that can precisely detect outliers and dynamic anomalies while reducing the reliance on sizable, labeled datasets.</w:t>
+        <w:t xml:space="preserve">To </w:t>
+      </w:r>
+      <w:r>
+        <w:t>solve</w:t>
+      </w:r>
+      <w:r>
+        <w:t xml:space="preserve"> the data efficiency issue in industrial anomaly detection by creating and putting into practice a technique that can precisely detect outliers and dynamic anomalies while reducing the reliance on sizable, labeled datasets.</w:t>
       </w:r>
     </w:p>
     <w:p>
@@ -2830,7 +2836,19 @@
         </w:numPr>
       </w:pPr>
       <w:r>
-        <w:t>To guarantee the suggested SSL-FSRL framework's flexibility in changing industrial settings, allowing the model to react to shifting operational circumstances, data patterns, and IIoT infrastructure modifications.</w:t>
+        <w:t xml:space="preserve">To </w:t>
+      </w:r>
+      <w:r>
+        <w:t>develop</w:t>
+      </w:r>
+      <w:r>
+        <w:t xml:space="preserve"> the </w:t>
+      </w:r>
+      <w:r>
+        <w:t>hybrid</w:t>
+      </w:r>
+      <w:r>
+        <w:t xml:space="preserve"> SSL-FSRL framework's flexibility in changing industrial settings, allowing the model to react to shifting operational circumstances, data patterns, and IIoT infrastructure modifications.</w:t>
       </w:r>
     </w:p>
     <w:p>
@@ -4648,15 +4666,7 @@
           <w:bCs/>
           <w:lang w:val="en-US"/>
         </w:rPr>
-        <w:t>2.3.</w:t>
-      </w:r>
-      <w:r>
-        <w:rPr>
-          <w:b/>
-          <w:bCs/>
-          <w:lang w:val="en-US"/>
-        </w:rPr>
-        <w:t>2</w:t>
+        <w:t>2.3.2</w:t>
       </w:r>
       <w:r>
         <w:rPr>
@@ -4841,15 +4851,7 @@
           <w:bCs/>
           <w:lang w:val="en-US"/>
         </w:rPr>
-        <w:t>2.3.</w:t>
-      </w:r>
-      <w:r>
-        <w:rPr>
-          <w:b/>
-          <w:bCs/>
-          <w:lang w:val="en-US"/>
-        </w:rPr>
-        <w:t>3</w:t>
+        <w:t>2.3.3</w:t>
       </w:r>
       <w:r>
         <w:rPr>
@@ -4991,15 +4993,7 @@
           <w:bCs/>
           <w:lang w:val="en-US"/>
         </w:rPr>
-        <w:t>2.3.</w:t>
-      </w:r>
-      <w:r>
-        <w:rPr>
-          <w:b/>
-          <w:bCs/>
-          <w:lang w:val="en-US"/>
-        </w:rPr>
-        <w:t>4</w:t>
+        <w:t>2.3.4</w:t>
       </w:r>
       <w:r>
         <w:rPr>
@@ -5076,15 +5070,7 @@
           <w:bCs/>
           <w:lang w:val="en-US"/>
         </w:rPr>
-        <w:t>2.3.</w:t>
-      </w:r>
-      <w:r>
-        <w:rPr>
-          <w:b/>
-          <w:bCs/>
-          <w:lang w:val="en-US"/>
-        </w:rPr>
-        <w:t>5</w:t>
+        <w:t>2.3.5</w:t>
       </w:r>
       <w:r>
         <w:rPr>
@@ -5149,15 +5135,7 @@
           <w:bCs/>
           <w:lang w:val="en-US"/>
         </w:rPr>
-        <w:t>2.3.</w:t>
-      </w:r>
-      <w:r>
-        <w:rPr>
-          <w:b/>
-          <w:bCs/>
-          <w:lang w:val="en-US"/>
-        </w:rPr>
-        <w:t>6</w:t>
+        <w:t>2.3.6</w:t>
       </w:r>
       <w:r>
         <w:rPr>
@@ -5248,15 +5226,7 @@
           <w:bCs/>
           <w:lang w:val="en-US"/>
         </w:rPr>
-        <w:t>2.</w:t>
-      </w:r>
-      <w:r>
-        <w:rPr>
-          <w:b/>
-          <w:bCs/>
-          <w:lang w:val="en-US"/>
-        </w:rPr>
-        <w:t>4</w:t>
+        <w:t>2.4</w:t>
       </w:r>
       <w:r>
         <w:rPr>
@@ -6067,15 +6037,7 @@
           <w:bCs/>
           <w:lang w:val="en-US"/>
         </w:rPr>
-        <w:t>5</w:t>
-      </w:r>
-      <w:r>
-        <w:rPr>
-          <w:b/>
-          <w:bCs/>
-          <w:lang w:val="en-US"/>
-        </w:rPr>
-        <w:t>.</w:t>
+        <w:t>5.</w:t>
       </w:r>
       <w:r>
         <w:rPr>
@@ -22953,10 +22915,27 @@
 </file>
 
 <file path=customXml/item1.xml><?xml version="1.0" encoding="utf-8"?>
+<?mso-contentType ?>
+<FormTemplates xmlns="http://schemas.microsoft.com/sharepoint/v3/contenttype/forms">
+  <Display>DocumentLibraryForm</Display>
+  <Edit>DocumentLibraryForm</Edit>
+  <New>DocumentLibraryForm</New>
+</FormTemplates>
+</file>
+
+<file path=customXml/item2.xml><?xml version="1.0" encoding="utf-8"?>
 <b:Sources xmlns:b="http://schemas.openxmlformats.org/officeDocument/2006/bibliography" xmlns="http://schemas.openxmlformats.org/officeDocument/2006/bibliography" SelectedStyle="\APASixthEditionOfficeOnline.xsl" StyleName="APA" Version="6"/>
 </file>
 
-<file path=customXml/item2.xml><?xml version="1.0" encoding="utf-8"?>
+<file path=customXml/item3.xml><?xml version="1.0" encoding="utf-8"?>
+<p:properties xmlns:p="http://schemas.microsoft.com/office/2006/metadata/properties" xmlns:xsi="http://www.w3.org/2001/XMLSchema-instance" xmlns:pc="http://schemas.microsoft.com/office/infopath/2007/PartnerControls">
+  <documentManagement>
+    <_activity xmlns="13005ccf-fbd1-4a0f-ac20-f00f141b1da7" xsi:nil="true"/>
+  </documentManagement>
+</p:properties>
+</file>
+
+<file path=customXml/item4.xml><?xml version="1.0" encoding="utf-8"?>
 <ct:contentTypeSchema xmlns:ct="http://schemas.microsoft.com/office/2006/metadata/contentType" xmlns:ma="http://schemas.microsoft.com/office/2006/metadata/properties/metaAttributes" ct:_="" ma:_="" ma:contentTypeName="Document" ma:contentTypeID="0x0101000959EF75487AA1449D8FD9DF7BD65DA7" ma:contentTypeVersion="5" ma:contentTypeDescription="Create a new document." ma:contentTypeScope="" ma:versionID="b323858b6e0b6b6b3d8c34076a133406">
   <xsd:schema xmlns:xsd="http://www.w3.org/2001/XMLSchema" xmlns:xs="http://www.w3.org/2001/XMLSchema" xmlns:p="http://schemas.microsoft.com/office/2006/metadata/properties" xmlns:ns3="13005ccf-fbd1-4a0f-ac20-f00f141b1da7" targetNamespace="http://schemas.microsoft.com/office/2006/metadata/properties" ma:root="true" ma:fieldsID="baeedc5ccc8e9d6aa6a605ab20301749" ns3:_="">
     <xsd:import namespace="13005ccf-fbd1-4a0f-ac20-f00f141b1da7"/>
@@ -23106,24 +23085,15 @@
 </ct:contentTypeSchema>
 </file>
 
-<file path=customXml/item3.xml><?xml version="1.0" encoding="utf-8"?>
-<?mso-contentType ?>
-<FormTemplates xmlns="http://schemas.microsoft.com/sharepoint/v3/contenttype/forms">
-  <Display>DocumentLibraryForm</Display>
-  <Edit>DocumentLibraryForm</Edit>
-  <New>DocumentLibraryForm</New>
-</FormTemplates>
+<file path=customXml/itemProps1.xml><?xml version="1.0" encoding="utf-8"?>
+<ds:datastoreItem xmlns:ds="http://schemas.openxmlformats.org/officeDocument/2006/customXml" ds:itemID="{992DCAD9-F077-41EC-85AB-06A87F526601}">
+  <ds:schemaRefs>
+    <ds:schemaRef ds:uri="http://schemas.microsoft.com/sharepoint/v3/contenttype/forms"/>
+  </ds:schemaRefs>
+</ds:datastoreItem>
 </file>
 
-<file path=customXml/item4.xml><?xml version="1.0" encoding="utf-8"?>
-<p:properties xmlns:p="http://schemas.microsoft.com/office/2006/metadata/properties" xmlns:xsi="http://www.w3.org/2001/XMLSchema-instance" xmlns:pc="http://schemas.microsoft.com/office/infopath/2007/PartnerControls">
-  <documentManagement>
-    <_activity xmlns="13005ccf-fbd1-4a0f-ac20-f00f141b1da7" xsi:nil="true"/>
-  </documentManagement>
-</p:properties>
-</file>
-
-<file path=customXml/itemProps1.xml><?xml version="1.0" encoding="utf-8"?>
+<file path=customXml/itemProps2.xml><?xml version="1.0" encoding="utf-8"?>
 <ds:datastoreItem xmlns:ds="http://schemas.openxmlformats.org/officeDocument/2006/customXml" ds:itemID="{79FAE151-758C-448F-8A86-5C297C841238}">
   <ds:schemaRefs>
     <ds:schemaRef ds:uri="http://schemas.openxmlformats.org/officeDocument/2006/bibliography"/>
@@ -23131,7 +23101,17 @@
 </ds:datastoreItem>
 </file>
 
-<file path=customXml/itemProps2.xml><?xml version="1.0" encoding="utf-8"?>
+<file path=customXml/itemProps3.xml><?xml version="1.0" encoding="utf-8"?>
+<ds:datastoreItem xmlns:ds="http://schemas.openxmlformats.org/officeDocument/2006/customXml" ds:itemID="{3BFEEA32-C7D9-45DF-9DE6-9F7FAF99617E}">
+  <ds:schemaRefs>
+    <ds:schemaRef ds:uri="http://schemas.microsoft.com/office/2006/metadata/properties"/>
+    <ds:schemaRef ds:uri="http://schemas.microsoft.com/office/infopath/2007/PartnerControls"/>
+    <ds:schemaRef ds:uri="13005ccf-fbd1-4a0f-ac20-f00f141b1da7"/>
+  </ds:schemaRefs>
+</ds:datastoreItem>
+</file>
+
+<file path=customXml/itemProps4.xml><?xml version="1.0" encoding="utf-8"?>
 <ds:datastoreItem xmlns:ds="http://schemas.openxmlformats.org/officeDocument/2006/customXml" ds:itemID="{02BA5075-C420-4852-8103-31990A51C34D}">
   <ds:schemaRefs>
     <ds:schemaRef ds:uri="http://schemas.microsoft.com/office/2006/metadata/contentType"/>
@@ -23147,22 +23127,4 @@
     <ds:schemaRef ds:uri="http://schemas.microsoft.com/internal/obd"/>
   </ds:schemaRefs>
 </ds:datastoreItem>
-</file>
-
-<file path=customXml/itemProps3.xml><?xml version="1.0" encoding="utf-8"?>
-<ds:datastoreItem xmlns:ds="http://schemas.openxmlformats.org/officeDocument/2006/customXml" ds:itemID="{992DCAD9-F077-41EC-85AB-06A87F526601}">
-  <ds:schemaRefs>
-    <ds:schemaRef ds:uri="http://schemas.microsoft.com/sharepoint/v3/contenttype/forms"/>
-  </ds:schemaRefs>
-</ds:datastoreItem>
-</file>
-
-<file path=customXml/itemProps4.xml><?xml version="1.0" encoding="utf-8"?>
-<ds:datastoreItem xmlns:ds="http://schemas.openxmlformats.org/officeDocument/2006/customXml" ds:itemID="{3BFEEA32-C7D9-45DF-9DE6-9F7FAF99617E}">
-  <ds:schemaRefs>
-    <ds:schemaRef ds:uri="http://schemas.microsoft.com/office/2006/metadata/properties"/>
-    <ds:schemaRef ds:uri="http://schemas.microsoft.com/office/infopath/2007/PartnerControls"/>
-    <ds:schemaRef ds:uri="13005ccf-fbd1-4a0f-ac20-f00f141b1da7"/>
-  </ds:schemaRefs>
-</ds:datastoreItem>
 </file>